--- a/tillsyn/A 62522-2025 tillsynsbegäran.docx
+++ b/tillsyn/A 62522-2025 tillsynsbegäran.docx
@@ -448,7 +448,7 @@
     <w:r>
       <w:tab/>
       <w:tab/>
-      <w:t>2025-12-19</w:t>
+      <w:t>2025-12-20</w:t>
       <w:br/>
       <w:br/>
     </w:r>

--- a/tillsyn/A 62522-2025 tillsynsbegäran.docx
+++ b/tillsyn/A 62522-2025 tillsynsbegäran.docx
@@ -448,7 +448,7 @@
     <w:r>
       <w:tab/>
       <w:tab/>
-      <w:t>2025-12-20</w:t>
+      <w:t>2025-12-21</w:t>
       <w:br/>
       <w:br/>
     </w:r>

--- a/tillsyn/A 62522-2025 tillsynsbegäran.docx
+++ b/tillsyn/A 62522-2025 tillsynsbegäran.docx
@@ -448,7 +448,7 @@
     <w:r>
       <w:tab/>
       <w:tab/>
-      <w:t>2025-12-21</w:t>
+      <w:t>2025-12-22</w:t>
       <w:br/>
       <w:br/>
     </w:r>

--- a/tillsyn/A 62522-2025 tillsynsbegäran.docx
+++ b/tillsyn/A 62522-2025 tillsynsbegäran.docx
@@ -448,7 +448,7 @@
     <w:r>
       <w:tab/>
       <w:tab/>
-      <w:t>2025-12-22</w:t>
+      <w:t>2025-12-26</w:t>
       <w:br/>
       <w:br/>
     </w:r>

--- a/tillsyn/A 62522-2025 tillsynsbegäran.docx
+++ b/tillsyn/A 62522-2025 tillsynsbegäran.docx
@@ -448,7 +448,7 @@
     <w:r>
       <w:tab/>
       <w:tab/>
-      <w:t>2026-01-03</w:t>
+      <w:t>2026-01-04</w:t>
       <w:br/>
       <w:br/>
     </w:r>

--- a/tillsyn/A 62522-2025 tillsynsbegäran.docx
+++ b/tillsyn/A 62522-2025 tillsynsbegäran.docx
@@ -448,7 +448,7 @@
     <w:r>
       <w:tab/>
       <w:tab/>
-      <w:t>2026-01-07</w:t>
+      <w:t>2026-01-08</w:t>
       <w:br/>
       <w:br/>
     </w:r>

--- a/tillsyn/A 62522-2025 tillsynsbegäran.docx
+++ b/tillsyn/A 62522-2025 tillsynsbegäran.docx
@@ -448,7 +448,7 @@
     <w:r>
       <w:tab/>
       <w:tab/>
-      <w:t>2026-01-08</w:t>
+      <w:t>2026-01-09</w:t>
       <w:br/>
       <w:br/>
     </w:r>

--- a/tillsyn/A 62522-2025 tillsynsbegäran.docx
+++ b/tillsyn/A 62522-2025 tillsynsbegäran.docx
@@ -448,7 +448,7 @@
     <w:r>
       <w:tab/>
       <w:tab/>
-      <w:t>2026-01-09</w:t>
+      <w:t>2026-01-10</w:t>
       <w:br/>
       <w:br/>
     </w:r>

--- a/tillsyn/A 62522-2025 tillsynsbegäran.docx
+++ b/tillsyn/A 62522-2025 tillsynsbegäran.docx
@@ -448,7 +448,7 @@
     <w:r>
       <w:tab/>
       <w:tab/>
-      <w:t>2026-01-10</w:t>
+      <w:t>2026-01-11</w:t>
       <w:br/>
       <w:br/>
     </w:r>

--- a/tillsyn/A 62522-2025 tillsynsbegäran.docx
+++ b/tillsyn/A 62522-2025 tillsynsbegäran.docx
@@ -448,7 +448,7 @@
     <w:r>
       <w:tab/>
       <w:tab/>
-      <w:t>2026-01-11</w:t>
+      <w:t>2026-01-12</w:t>
       <w:br/>
       <w:br/>
     </w:r>

--- a/tillsyn/A 62522-2025 tillsynsbegäran.docx
+++ b/tillsyn/A 62522-2025 tillsynsbegäran.docx
@@ -448,7 +448,7 @@
     <w:r>
       <w:tab/>
       <w:tab/>
-      <w:t>2026-01-12</w:t>
+      <w:t>2026-01-13</w:t>
       <w:br/>
       <w:br/>
     </w:r>

--- a/tillsyn/A 62522-2025 tillsynsbegäran.docx
+++ b/tillsyn/A 62522-2025 tillsynsbegäran.docx
@@ -448,7 +448,7 @@
     <w:r>
       <w:tab/>
       <w:tab/>
-      <w:t>2026-01-13</w:t>
+      <w:t>2026-01-14</w:t>
       <w:br/>
       <w:br/>
     </w:r>

--- a/tillsyn/A 62522-2025 tillsynsbegäran.docx
+++ b/tillsyn/A 62522-2025 tillsynsbegäran.docx
@@ -448,7 +448,7 @@
     <w:r>
       <w:tab/>
       <w:tab/>
-      <w:t>2026-01-14</w:t>
+      <w:t>2026-01-15</w:t>
       <w:br/>
       <w:br/>
     </w:r>

--- a/tillsyn/A 62522-2025 tillsynsbegäran.docx
+++ b/tillsyn/A 62522-2025 tillsynsbegäran.docx
@@ -448,7 +448,7 @@
     <w:r>
       <w:tab/>
       <w:tab/>
-      <w:t>2026-01-15</w:t>
+      <w:t>2026-01-16</w:t>
       <w:br/>
       <w:br/>
     </w:r>

--- a/tillsyn/A 62522-2025 tillsynsbegäran.docx
+++ b/tillsyn/A 62522-2025 tillsynsbegäran.docx
@@ -448,7 +448,7 @@
     <w:r>
       <w:tab/>
       <w:tab/>
-      <w:t>2026-01-16</w:t>
+      <w:t>2026-01-17</w:t>
       <w:br/>
       <w:br/>
     </w:r>

--- a/tillsyn/A 62522-2025 tillsynsbegäran.docx
+++ b/tillsyn/A 62522-2025 tillsynsbegäran.docx
@@ -448,7 +448,7 @@
     <w:r>
       <w:tab/>
       <w:tab/>
-      <w:t>2026-01-17</w:t>
+      <w:t>2026-01-18</w:t>
       <w:br/>
       <w:br/>
     </w:r>

--- a/tillsyn/A 62522-2025 tillsynsbegäran.docx
+++ b/tillsyn/A 62522-2025 tillsynsbegäran.docx
@@ -448,7 +448,7 @@
     <w:r>
       <w:tab/>
       <w:tab/>
-      <w:t>2026-01-18</w:t>
+      <w:t>2026-01-19</w:t>
       <w:br/>
       <w:br/>
     </w:r>

--- a/tillsyn/A 62522-2025 tillsynsbegäran.docx
+++ b/tillsyn/A 62522-2025 tillsynsbegäran.docx
@@ -448,7 +448,7 @@
     <w:r>
       <w:tab/>
       <w:tab/>
-      <w:t>2026-01-19</w:t>
+      <w:t>2026-01-20</w:t>
       <w:br/>
       <w:br/>
     </w:r>

--- a/tillsyn/A 62522-2025 tillsynsbegäran.docx
+++ b/tillsyn/A 62522-2025 tillsynsbegäran.docx
@@ -448,7 +448,7 @@
     <w:r>
       <w:tab/>
       <w:tab/>
-      <w:t>2026-01-20</w:t>
+      <w:t>2026-01-21</w:t>
       <w:br/>
       <w:br/>
     </w:r>

--- a/tillsyn/A 62522-2025 tillsynsbegäran.docx
+++ b/tillsyn/A 62522-2025 tillsynsbegäran.docx
@@ -448,7 +448,7 @@
     <w:r>
       <w:tab/>
       <w:tab/>
-      <w:t>2026-01-21</w:t>
+      <w:t>2026-01-23</w:t>
       <w:br/>
       <w:br/>
     </w:r>

--- a/tillsyn/A 62522-2025 tillsynsbegäran.docx
+++ b/tillsyn/A 62522-2025 tillsynsbegäran.docx
@@ -448,7 +448,7 @@
     <w:r>
       <w:tab/>
       <w:tab/>
-      <w:t>2026-01-23</w:t>
+      <w:t>2026-01-24</w:t>
       <w:br/>
       <w:br/>
     </w:r>

--- a/tillsyn/A 62522-2025 tillsynsbegäran.docx
+++ b/tillsyn/A 62522-2025 tillsynsbegäran.docx
@@ -448,7 +448,7 @@
     <w:r>
       <w:tab/>
       <w:tab/>
-      <w:t>2026-01-24</w:t>
+      <w:t>2026-01-25</w:t>
       <w:br/>
       <w:br/>
     </w:r>

--- a/tillsyn/A 62522-2025 tillsynsbegäran.docx
+++ b/tillsyn/A 62522-2025 tillsynsbegäran.docx
@@ -448,7 +448,7 @@
     <w:r>
       <w:tab/>
       <w:tab/>
-      <w:t>2026-01-25</w:t>
+      <w:t>2026-01-26</w:t>
       <w:br/>
       <w:br/>
     </w:r>

--- a/tillsyn/A 62522-2025 tillsynsbegäran.docx
+++ b/tillsyn/A 62522-2025 tillsynsbegäran.docx
@@ -448,7 +448,7 @@
     <w:r>
       <w:tab/>
       <w:tab/>
-      <w:t>2026-01-26</w:t>
+      <w:t>2026-01-27</w:t>
       <w:br/>
       <w:br/>
     </w:r>

--- a/tillsyn/A 62522-2025 tillsynsbegäran.docx
+++ b/tillsyn/A 62522-2025 tillsynsbegäran.docx
@@ -448,7 +448,7 @@
     <w:r>
       <w:tab/>
       <w:tab/>
-      <w:t>2026-01-27</w:t>
+      <w:t>2026-01-28</w:t>
       <w:br/>
       <w:br/>
     </w:r>

--- a/tillsyn/A 62522-2025 tillsynsbegäran.docx
+++ b/tillsyn/A 62522-2025 tillsynsbegäran.docx
@@ -95,10 +95,48 @@
         <w:rPr>
           <w:b/>
         </w:rPr>
+        <w:t xml:space="preserve">Blodticka </w:t>
+      </w:r>
+      <w:r>
+        <w:t xml:space="preserve">är i norra Sverige främst knuten till grova granlågor i urskogsartad barrskog, men förekommer ibland även på klenare granar i anslutning till bäckar och sumpskogar. Den är en bra indikator på granskogar med höga naturvärden och oftast förekommer den tillsammans med ett stort antal ovanliga och rödlistade arter. I södra Sverige växer den framför allt på tall och har då ett lägre signalvärde. Blodticka är typisk art för </w:t>
+      </w:r>
+      <w:r>
+        <w:rPr>
+          <w:i/>
+        </w:rPr>
+        <w:t>9030 Landhöjningsskog</w:t>
+      </w:r>
+      <w:r>
+        <w:t xml:space="preserve"> (SLU Artdatabanken, 2025; Nitare &amp; Skogsstyrelsen, 2019).</w:t>
+      </w:r>
+    </w:p>
+    <w:p>
+      <w:r>
+        <w:rPr>
+          <w:b/>
+        </w:rPr>
         <w:t>Garnlav (NT)</w:t>
       </w:r>
       <w:r>
-        <w:t xml:space="preserve"> är en utpräglad barrskogsart som ibland kan drapera träden i norrländska grannaturskogar med hög luftfuktighet. Den förekommer även i talldominerade bestånd där den, förutom i trädens grenverk, påträffas hängande över ojämnheter i tallbarken. Arten har minskat starkt i södra och mellersta Sverige och den minskar även i sitt nordliga utbredningsområde. Orsaken till tillbakagången beror främst på slutavverkningar av naturskogsartade skogar. Bestånd med riklig förekomst bör regelmässigt sparas. Garnlav är värdväxt för den mycket sällsynta och akut hotade fjärilen barrskogslavfly (CR) som hör hemma i boreala barrskogar med riklig förekomst av värdväxten. Tidigare kunde arten konstateras årligen på flera platser vid Dala-Floda i Dalarna innan lokalerna kalavverkades. Senaste fyndet i landet av barrskogslavfly är från år 2000 då den påträffades vid Högberget i Sollefteå kommun (SLU Artdatabanken, 2024).</w:t>
+        <w:t xml:space="preserve"> är en utpräglad barrskogsart som ibland kan drapera träden i norrländska grannaturskogar med hög luftfuktighet. Den förekommer även i talldominerade bestånd där den, förutom i trädens grenverk, påträffas hängande över ojämnheter i tallbarken. Arten har minskat starkt i södra och mellersta Sverige och den minskar även i sitt nordliga utbredningsområde. Orsaken till tillbakagången beror främst på slutavverkningar av naturskogsartade skogar. Bestånd med riklig förekomst bör regelmässigt sparas. Garnlav är värdväxt för den mycket sällsynta och akut hotade fjärilen barrskogslavfly (CR) som hör hemma i boreala barrskogar med riklig förekomst av värdväxten. Tidigare kunde arten konstateras årligen på flera platser vid Dala-Floda i Dalarna innan lokalerna kalavverkades. Senaste fyndet i landet av barrskogslavfly är från år 2000 då den påträffades vid Högberget i Sollefteå kommun. Garnlav är typisk art för </w:t>
+      </w:r>
+      <w:r>
+        <w:rPr>
+          <w:i/>
+        </w:rPr>
+        <w:t xml:space="preserve">9010 Taiga </w:t>
+      </w:r>
+      <w:r>
+        <w:t>och</w:t>
+      </w:r>
+      <w:r>
+        <w:rPr>
+          <w:i/>
+        </w:rPr>
+        <w:t xml:space="preserve"> 9070 Trädklädd betesmark </w:t>
+      </w:r>
+      <w:r>
+        <w:t xml:space="preserve"> (SLU Artdatabanken, 2024).</w:t>
       </w:r>
     </w:p>
     <w:p>
@@ -136,7 +174,25 @@
         <w:t>Tretåig hackspett (NT, §4)</w:t>
       </w:r>
       <w:r>
-        <w:t xml:space="preserve"> är rödlistad som nära hotad och ingår i bilaga 1 i EU:s fågeldirektiv. Tretåig hackspett är för sin överlevnad beroende av kontinuerlig tillförsel av äldre döende och död ved, som sker genom naturliga självgallringsprocesser i äldre grannaturskogar och barrblandade naturskogar. Om en skog genom skogsbruk gallras eller glesas ur så upphör och uteblir i stort sett den naturliga självgallringsprocessen för mycket lång tid framöver vilket omöjliggör upprätthållandet av den kontinuerliga ekologiska funktionen i ett område. Det finns studier som visar att naturskogens självgallringsprocess som den tretåiga hackspetten är beroende av, inte kan ersättas med efterlämnad hänsyn i skogsbruket (Imbeau &amp; Desrochers, 2002). Storleken på häckningsreviret varierar med skogstypen, förekomsten av död ved och graden av fragmentering, men är i allmänhet i storleksordningen 25–100 hektar. Vintertid krävs ofta betydligt större områden och det finns studier som antyder att arten behöver minst 100 hektar äldre skog. I områden med låg bonitet kan det behövas över 200 hektar lämpligt habitat för att ett par ska kunna reproducera sig. Områden med dokumenterad permanent förekomst i naturskogsmiljöer har vanligen så stora naturvärden att skogsbruk är olämpligt (Skogsstyrelsen, 2016).</w:t>
+        <w:t xml:space="preserve"> är rödlistad som nära hotad och ingår i bilaga 1 i EU:s fågeldirektiv. Tretåig hackspett är för sin överlevnad beroende av kontinuerlig tillförsel av äldre döende och död ved, som sker genom naturliga självgallringsprocesser i äldre grannaturskogar och barrblandade naturskogar. Om en skog genom skogsbruk gallras eller glesas ur så upphör och uteblir i stort sett den naturliga självgallringsprocessen för mycket lång tid framöver vilket omöjliggör upprätthållandet av den kontinuerliga ekologiska funktionen i ett område. Det finns studier som visar att naturskogens självgallringsprocess som den tretåiga hackspetten är beroende av, inte kan ersättas med efterlämnad hänsyn i skogsbruket (Imbeau &amp; Desrochers, 2002). Storleken på häckningsreviret varierar med skogstypen, förekomsten av död ved och graden av fragmentering, men är i allmänhet i storleksordningen 25–100 hektar. Vintertid krävs ofta betydligt större områden och det finns studier som antyder att arten behöver minst 100 hektar äldre skog. I områden med låg bonitet kan det behövas över 200 hektar lämpligt habitat för att ett par ska kunna reproducera sig. Områden med dokumenterad permanent förekomst i naturskogsmiljöer har vanligen så stora naturvärden att skogsbruk är olämpligt. Tretåig hackspett är typisk art för </w:t>
+      </w:r>
+      <w:r>
+        <w:rPr>
+          <w:i/>
+        </w:rPr>
+        <w:t xml:space="preserve">9010 Taiga, 9740 Skogsbevuxen myr, 9030 Landhöjningsskog </w:t>
+      </w:r>
+      <w:r>
+        <w:t xml:space="preserve">och </w:t>
+      </w:r>
+      <w:r>
+        <w:rPr>
+          <w:i/>
+        </w:rPr>
+        <w:t>9040 Fjällbjörkskog</w:t>
+      </w:r>
+      <w:r>
+        <w:t xml:space="preserve"> (Skogsstyrelsen, 2016; SLU Artdatabanken, 2024).</w:t>
       </w:r>
     </w:p>
     <w:p>
@@ -182,7 +238,16 @@
         <w:rPr>
           <w:i/>
         </w:rPr>
-        <w:t>“Områden med dokumenterad permanent förekomst i naturskogsmiljöer har vanligen så stora naturvärden att skogsbruk är olämpligt”.</w:t>
+        <w:t>“Områden med dokumenterad permanent förekomst i naturskogsmiljöer har vanligen så stora naturvärden att skogsbruk är olämpligt”</w:t>
+      </w:r>
+      <w:r>
+        <w:t xml:space="preserve"> (SLU Artdatabanken, 2024; Skogsstyrelsen, 2016)</w:t>
+      </w:r>
+      <w:r>
+        <w:rPr>
+          <w:i/>
+        </w:rPr>
+        <w:t>.</w:t>
       </w:r>
     </w:p>
     <w:p>
@@ -192,12 +257,30 @@
     </w:p>
     <w:p>
       <w:r>
-        <w:t>Permanenta revir av tretåig hackspett karaktäriseras ofta av artens typiska ringformigt ordnade hackmärken på framför allt gamla granar. För att säkerställa att inte revir av tretåig hackspett drabbas av avverkningsplanerna bör en inventering göras i området både under häckningstid och under vintern, då arten utnyttjar betydligt större områden än under sommarens häckningsrevir. Storleken på häckningsreviret varierar med skogstypen, förekomsten av död ved och graden av fragmentering, men är i allmänhet i storleksordningen 25–100 hektar.</w:t>
+        <w:t>Permanenta revir av tretåig hackspett karaktäriseras ofta av artens typiska ringformigt ordnade hackmärken på framför allt gamla granar. För att säkerställa att inte revir av tretåig hackspett drabbas av avverkningsplanerna bör en inventering göras i området både under häckningstid och under vintern, då arten utnyttjar betydligt större områden än under sommarens häckningsrevir. Storleken på häckningsreviret varierar med skogstypen, förekomsten av död ved och graden av fragmentering, men är i allmänhet i storleksordningen 25–100 hektar (SLU Artdatabanken, 2024; Skogsstyrelsen, 2016).</w:t>
       </w:r>
     </w:p>
     <w:p>
       <w:r>
-        <w:t>Förutom fridlysning enligt §4 Artskyddsförordningen är tretåig hackspett även förtecknad i EU:s fågeldirektiv bilaga 1. Den ingår också i Natura 2000 och är förtecknad i Bernkonventionen bilaga II (strikt skyddade djurarter).</w:t>
+        <w:t xml:space="preserve">Förutom fridlysning enligt §4 Artskyddsförordningen är tretåig hackspett även förtecknad i EU:s fågeldirektiv bilaga 1. Den är typisk art för </w:t>
+      </w:r>
+      <w:r>
+        <w:rPr>
+          <w:i/>
+        </w:rPr>
+        <w:t xml:space="preserve">9010 Taiga, 9740 Skogsbevuxen myr, 9030 Landhöjningsskog </w:t>
+      </w:r>
+      <w:r>
+        <w:t xml:space="preserve">och </w:t>
+      </w:r>
+      <w:r>
+        <w:rPr>
+          <w:i/>
+        </w:rPr>
+        <w:t>9040 Fjällbjörkskog</w:t>
+      </w:r>
+      <w:r>
+        <w:t xml:space="preserve"> samt ingår i Natura 2000 och är förtecknad i Bernkonventionen bilaga II (strikt skyddade djurarter) (SLU Artdatabanken, 2024; Skogsstyrelsen, 2016).</w:t>
       </w:r>
     </w:p>
     <w:p>
@@ -219,7 +302,7 @@
         <w:t xml:space="preserve">Förekomst av tretåig hackspett Picoides tridactylus på bestånds- och landskapsnivå. </w:t>
       </w:r>
       <w:r>
-        <w:t>Ornis Svecica 6: 107–119</w:t>
+        <w:t>Ornis Svecica 6: 107–119.</w:t>
       </w:r>
     </w:p>
     <w:p>
@@ -233,7 +316,7 @@
         <w:t xml:space="preserve">Dead wood threshold values for the three-toed woodpecker presence in boreal and sub-Alpine forest. </w:t>
       </w:r>
       <w:r>
-        <w:t>Biological conservation 119(3): 305–318</w:t>
+        <w:t>Biological conservation 119(3): 305–318.</w:t>
       </w:r>
     </w:p>
     <w:p>
@@ -272,10 +355,21 @@
         <w:rPr>
           <w:i/>
         </w:rPr>
-        <w:t xml:space="preserve">Vägledning för hänsyn till fåglar – Tretåig hackspett. </w:t>
+        <w:t>Vägledning för hänsyn till fåglar – Tretåig hackspett.</w:t>
+      </w:r>
+    </w:p>
+    <w:p>
+      <w:r>
+        <w:t xml:space="preserve">SLU Artdatabanken, 2024. </w:t>
       </w:r>
       <w:r>
-        <w:t>www.skogsstyrelsen.se</w:t>
+        <w:rPr>
+          <w:i/>
+        </w:rPr>
+        <w:t xml:space="preserve">Artfaktablad. Naturvård – artfakta. </w:t>
+      </w:r>
+      <w:r>
+        <w:t>SLU Artdatabanken, Uppsala.</w:t>
       </w:r>
     </w:p>
     <w:p>
@@ -303,7 +397,7 @@
         <w:t xml:space="preserve">Population trends of forest birds in a Finnish Lapland landscape of large habitat blocks – Consequences of stochastic environmental variation or regional habitat alteration. </w:t>
       </w:r>
       <w:r>
-        <w:t>Biological conservation 56(2): 223–240</w:t>
+        <w:t>Biological conservation 56(2): 223–240.</w:t>
       </w:r>
     </w:p>
     <w:p>
@@ -448,7 +542,7 @@
     <w:r>
       <w:tab/>
       <w:tab/>
-      <w:t>2026-01-28</w:t>
+      <w:t>2026-01-29</w:t>
       <w:br/>
       <w:br/>
     </w:r>

--- a/tillsyn/A 62522-2025 tillsynsbegäran.docx
+++ b/tillsyn/A 62522-2025 tillsynsbegäran.docx
@@ -542,7 +542,7 @@
     <w:r>
       <w:tab/>
       <w:tab/>
-      <w:t>2026-01-29</w:t>
+      <w:t>2026-01-30</w:t>
       <w:br/>
       <w:br/>
     </w:r>

--- a/tillsyn/A 62522-2025 tillsynsbegäran.docx
+++ b/tillsyn/A 62522-2025 tillsynsbegäran.docx
@@ -542,7 +542,7 @@
     <w:r>
       <w:tab/>
       <w:tab/>
-      <w:t>2026-01-30</w:t>
+      <w:t>2026-01-31</w:t>
       <w:br/>
       <w:br/>
     </w:r>

--- a/tillsyn/A 62522-2025 tillsynsbegäran.docx
+++ b/tillsyn/A 62522-2025 tillsynsbegäran.docx
@@ -542,7 +542,7 @@
     <w:r>
       <w:tab/>
       <w:tab/>
-      <w:t>2026-01-31</w:t>
+      <w:t>2026-02-01</w:t>
       <w:br/>
       <w:br/>
     </w:r>

--- a/tillsyn/A 62522-2025 tillsynsbegäran.docx
+++ b/tillsyn/A 62522-2025 tillsynsbegäran.docx
@@ -542,7 +542,7 @@
     <w:r>
       <w:tab/>
       <w:tab/>
-      <w:t>2026-02-22</w:t>
+      <w:t>2026-02-23</w:t>
       <w:br/>
       <w:br/>
     </w:r>

--- a/tillsyn/A 62522-2025 tillsynsbegäran.docx
+++ b/tillsyn/A 62522-2025 tillsynsbegäran.docx
@@ -542,7 +542,7 @@
     <w:r>
       <w:tab/>
       <w:tab/>
-      <w:t>2026-02-23</w:t>
+      <w:t>2026-02-24</w:t>
       <w:br/>
       <w:br/>
     </w:r>

--- a/tillsyn/A 62522-2025 tillsynsbegäran.docx
+++ b/tillsyn/A 62522-2025 tillsynsbegäran.docx
@@ -542,7 +542,7 @@
     <w:r>
       <w:tab/>
       <w:tab/>
-      <w:t>2026-02-24</w:t>
+      <w:t>2026-02-25</w:t>
       <w:br/>
       <w:br/>
     </w:r>

--- a/tillsyn/A 62522-2025 tillsynsbegäran.docx
+++ b/tillsyn/A 62522-2025 tillsynsbegäran.docx
@@ -542,7 +542,7 @@
     <w:r>
       <w:tab/>
       <w:tab/>
-      <w:t>2026-02-25</w:t>
+      <w:t>2026-02-26</w:t>
       <w:br/>
       <w:br/>
     </w:r>

--- a/tillsyn/A 62522-2025 tillsynsbegäran.docx
+++ b/tillsyn/A 62522-2025 tillsynsbegäran.docx
@@ -542,7 +542,7 @@
     <w:r>
       <w:tab/>
       <w:tab/>
-      <w:t>2026-02-26</w:t>
+      <w:t>2026-02-28</w:t>
       <w:br/>
       <w:br/>
     </w:r>

--- a/tillsyn/A 62522-2025 tillsynsbegäran.docx
+++ b/tillsyn/A 62522-2025 tillsynsbegäran.docx
@@ -542,7 +542,7 @@
     <w:r>
       <w:tab/>
       <w:tab/>
-      <w:t>2026-02-28</w:t>
+      <w:t>2026-03-01</w:t>
       <w:br/>
       <w:br/>
     </w:r>

--- a/tillsyn/A 62522-2025 tillsynsbegäran.docx
+++ b/tillsyn/A 62522-2025 tillsynsbegäran.docx
@@ -542,7 +542,7 @@
     <w:r>
       <w:tab/>
       <w:tab/>
-      <w:t>2026-03-01</w:t>
+      <w:t>2026-03-02</w:t>
       <w:br/>
       <w:br/>
     </w:r>

--- a/tillsyn/A 62522-2025 tillsynsbegäran.docx
+++ b/tillsyn/A 62522-2025 tillsynsbegäran.docx
@@ -133,7 +133,7 @@
         <w:rPr>
           <w:i/>
         </w:rPr>
-        <w:t xml:space="preserve"> 9070 Trädklädd betesmark </w:t>
+        <w:t xml:space="preserve"> 9070 Trädklädd betesmark</w:t>
       </w:r>
       <w:r>
         <w:t xml:space="preserve"> (SLU Artdatabanken, 2024).</w:t>
@@ -542,7 +542,7 @@
     <w:r>
       <w:tab/>
       <w:tab/>
-      <w:t>2026-03-02</w:t>
+      <w:t>2026-03-03</w:t>
       <w:br/>
       <w:br/>
     </w:r>

--- a/tillsyn/A 62522-2025 tillsynsbegäran.docx
+++ b/tillsyn/A 62522-2025 tillsynsbegäran.docx
@@ -542,7 +542,7 @@
     <w:r>
       <w:tab/>
       <w:tab/>
-      <w:t>2026-03-03</w:t>
+      <w:t>2026-03-04</w:t>
       <w:br/>
       <w:br/>
     </w:r>

--- a/tillsyn/A 62522-2025 tillsynsbegäran.docx
+++ b/tillsyn/A 62522-2025 tillsynsbegäran.docx
@@ -542,7 +542,7 @@
     <w:r>
       <w:tab/>
       <w:tab/>
-      <w:t>2026-03-04</w:t>
+      <w:t>2026-03-05</w:t>
       <w:br/>
       <w:br/>
     </w:r>

--- a/tillsyn/A 62522-2025 tillsynsbegäran.docx
+++ b/tillsyn/A 62522-2025 tillsynsbegäran.docx
@@ -542,7 +542,7 @@
     <w:r>
       <w:tab/>
       <w:tab/>
-      <w:t>2026-03-05</w:t>
+      <w:t>2026-03-06</w:t>
       <w:br/>
       <w:br/>
     </w:r>

--- a/tillsyn/A 62522-2025 tillsynsbegäran.docx
+++ b/tillsyn/A 62522-2025 tillsynsbegäran.docx
@@ -542,7 +542,7 @@
     <w:r>
       <w:tab/>
       <w:tab/>
-      <w:t>2026-03-06</w:t>
+      <w:t>2026-03-07</w:t>
       <w:br/>
       <w:br/>
     </w:r>

--- a/tillsyn/A 62522-2025 tillsynsbegäran.docx
+++ b/tillsyn/A 62522-2025 tillsynsbegäran.docx
@@ -542,7 +542,7 @@
     <w:r>
       <w:tab/>
       <w:tab/>
-      <w:t>2026-03-07</w:t>
+      <w:t>2026-03-08</w:t>
       <w:br/>
       <w:br/>
     </w:r>

--- a/tillsyn/A 62522-2025 tillsynsbegäran.docx
+++ b/tillsyn/A 62522-2025 tillsynsbegäran.docx
@@ -542,7 +542,7 @@
     <w:r>
       <w:tab/>
       <w:tab/>
-      <w:t>2026-03-08</w:t>
+      <w:t>2026-03-09</w:t>
       <w:br/>
       <w:br/>
     </w:r>

--- a/tillsyn/A 62522-2025 tillsynsbegäran.docx
+++ b/tillsyn/A 62522-2025 tillsynsbegäran.docx
@@ -542,7 +542,7 @@
     <w:r>
       <w:tab/>
       <w:tab/>
-      <w:t>2026-03-09</w:t>
+      <w:t>2026-03-10</w:t>
       <w:br/>
       <w:br/>
     </w:r>

--- a/tillsyn/A 62522-2025 tillsynsbegäran.docx
+++ b/tillsyn/A 62522-2025 tillsynsbegäran.docx
@@ -542,7 +542,7 @@
     <w:r>
       <w:tab/>
       <w:tab/>
-      <w:t>2026-03-10</w:t>
+      <w:t>2026-03-11</w:t>
       <w:br/>
       <w:br/>
     </w:r>

--- a/tillsyn/A 62522-2025 tillsynsbegäran.docx
+++ b/tillsyn/A 62522-2025 tillsynsbegäran.docx
@@ -542,7 +542,7 @@
     <w:r>
       <w:tab/>
       <w:tab/>
-      <w:t>2026-03-11</w:t>
+      <w:t>2026-03-12</w:t>
       <w:br/>
       <w:br/>
     </w:r>

--- a/tillsyn/A 62522-2025 tillsynsbegäran.docx
+++ b/tillsyn/A 62522-2025 tillsynsbegäran.docx
@@ -542,7 +542,7 @@
     <w:r>
       <w:tab/>
       <w:tab/>
-      <w:t>2026-03-12</w:t>
+      <w:t>2026-03-13</w:t>
       <w:br/>
       <w:br/>
     </w:r>

--- a/tillsyn/A 62522-2025 tillsynsbegäran.docx
+++ b/tillsyn/A 62522-2025 tillsynsbegäran.docx
@@ -542,7 +542,7 @@
     <w:r>
       <w:tab/>
       <w:tab/>
-      <w:t>2026-04-14</w:t>
+      <w:t>2026-04-15</w:t>
       <w:br/>
       <w:br/>
     </w:r>

--- a/tillsyn/A 62522-2025 tillsynsbegäran.docx
+++ b/tillsyn/A 62522-2025 tillsynsbegäran.docx
@@ -542,7 +542,7 @@
     <w:r>
       <w:tab/>
       <w:tab/>
-      <w:t>2026-04-15</w:t>
+      <w:t>2026-04-16</w:t>
       <w:br/>
       <w:br/>
     </w:r>

--- a/tillsyn/A 62522-2025 tillsynsbegäran.docx
+++ b/tillsyn/A 62522-2025 tillsynsbegäran.docx
@@ -542,7 +542,7 @@
     <w:r>
       <w:tab/>
       <w:tab/>
-      <w:t>2026-04-16</w:t>
+      <w:t>2026-04-17</w:t>
       <w:br/>
       <w:br/>
     </w:r>

--- a/tillsyn/A 62522-2025 tillsynsbegäran.docx
+++ b/tillsyn/A 62522-2025 tillsynsbegäran.docx
@@ -542,7 +542,7 @@
     <w:r>
       <w:tab/>
       <w:tab/>
-      <w:t>2026-04-17</w:t>
+      <w:t>2026-04-18</w:t>
       <w:br/>
       <w:br/>
     </w:r>

--- a/tillsyn/A 62522-2025 tillsynsbegäran.docx
+++ b/tillsyn/A 62522-2025 tillsynsbegäran.docx
@@ -542,7 +542,7 @@
     <w:r>
       <w:tab/>
       <w:tab/>
-      <w:t>2026-04-18</w:t>
+      <w:t>2026-04-19</w:t>
       <w:br/>
       <w:br/>
     </w:r>

--- a/tillsyn/A 62522-2025 tillsynsbegäran.docx
+++ b/tillsyn/A 62522-2025 tillsynsbegäran.docx
@@ -542,7 +542,7 @@
     <w:r>
       <w:tab/>
       <w:tab/>
-      <w:t>2026-04-19</w:t>
+      <w:t>2026-04-20</w:t>
       <w:br/>
       <w:br/>
     </w:r>

--- a/tillsyn/A 62522-2025 tillsynsbegäran.docx
+++ b/tillsyn/A 62522-2025 tillsynsbegäran.docx
@@ -542,7 +542,7 @@
     <w:r>
       <w:tab/>
       <w:tab/>
-      <w:t>2026-04-20</w:t>
+      <w:t>2026-04-21</w:t>
       <w:br/>
       <w:br/>
     </w:r>

--- a/tillsyn/A 62522-2025 tillsynsbegäran.docx
+++ b/tillsyn/A 62522-2025 tillsynsbegäran.docx
@@ -542,7 +542,7 @@
     <w:r>
       <w:tab/>
       <w:tab/>
-      <w:t>2026-04-21</w:t>
+      <w:t>2026-04-22</w:t>
       <w:br/>
       <w:br/>
     </w:r>

--- a/tillsyn/A 62522-2025 tillsynsbegäran.docx
+++ b/tillsyn/A 62522-2025 tillsynsbegäran.docx
@@ -542,7 +542,7 @@
     <w:r>
       <w:tab/>
       <w:tab/>
-      <w:t>2026-04-22</w:t>
+      <w:t>2026-04-23</w:t>
       <w:br/>
       <w:br/>
     </w:r>

--- a/tillsyn/A 62522-2025 tillsynsbegäran.docx
+++ b/tillsyn/A 62522-2025 tillsynsbegäran.docx
@@ -542,7 +542,7 @@
     <w:r>
       <w:tab/>
       <w:tab/>
-      <w:t>2026-04-23</w:t>
+      <w:t>2026-04-24</w:t>
       <w:br/>
       <w:br/>
     </w:r>

--- a/tillsyn/A 62522-2025 tillsynsbegäran.docx
+++ b/tillsyn/A 62522-2025 tillsynsbegäran.docx
@@ -542,7 +542,7 @@
     <w:r>
       <w:tab/>
       <w:tab/>
-      <w:t>2026-04-24</w:t>
+      <w:t>2026-04-25</w:t>
       <w:br/>
       <w:br/>
     </w:r>

--- a/tillsyn/A 62522-2025 tillsynsbegäran.docx
+++ b/tillsyn/A 62522-2025 tillsynsbegäran.docx
@@ -542,7 +542,7 @@
     <w:r>
       <w:tab/>
       <w:tab/>
-      <w:t>2026-04-25</w:t>
+      <w:t>2026-04-26</w:t>
       <w:br/>
       <w:br/>
     </w:r>

--- a/tillsyn/A 62522-2025 tillsynsbegäran.docx
+++ b/tillsyn/A 62522-2025 tillsynsbegäran.docx
@@ -542,7 +542,7 @@
     <w:r>
       <w:tab/>
       <w:tab/>
-      <w:t>2026-04-26</w:t>
+      <w:t>2026-04-27</w:t>
       <w:br/>
       <w:br/>
     </w:r>

--- a/tillsyn/A 62522-2025 tillsynsbegäran.docx
+++ b/tillsyn/A 62522-2025 tillsynsbegäran.docx
@@ -542,7 +542,7 @@
     <w:r>
       <w:tab/>
       <w:tab/>
-      <w:t>2026-04-27</w:t>
+      <w:t>2026-04-28</w:t>
       <w:br/>
       <w:br/>
     </w:r>

--- a/tillsyn/A 62522-2025 tillsynsbegäran.docx
+++ b/tillsyn/A 62522-2025 tillsynsbegäran.docx
@@ -542,7 +542,7 @@
     <w:r>
       <w:tab/>
       <w:tab/>
-      <w:t>2026-04-28</w:t>
+      <w:t>2026-04-29</w:t>
       <w:br/>
       <w:br/>
     </w:r>

--- a/tillsyn/A 62522-2025 tillsynsbegäran.docx
+++ b/tillsyn/A 62522-2025 tillsynsbegäran.docx
@@ -542,7 +542,7 @@
     <w:r>
       <w:tab/>
       <w:tab/>
-      <w:t>2026-04-29</w:t>
+      <w:t>2026-04-30</w:t>
       <w:br/>
       <w:br/>
     </w:r>

--- a/tillsyn/A 62522-2025 tillsynsbegäran.docx
+++ b/tillsyn/A 62522-2025 tillsynsbegäran.docx
@@ -542,7 +542,7 @@
     <w:r>
       <w:tab/>
       <w:tab/>
-      <w:t>2026-06-15</w:t>
+      <w:t>2026-06-16</w:t>
       <w:br/>
       <w:br/>
     </w:r>

--- a/tillsyn/A 62522-2025 tillsynsbegäran.docx
+++ b/tillsyn/A 62522-2025 tillsynsbegäran.docx
@@ -542,7 +542,7 @@
     <w:r>
       <w:tab/>
       <w:tab/>
-      <w:t>2026-06-16</w:t>
+      <w:t>2026-06-17</w:t>
       <w:br/>
       <w:br/>
     </w:r>

--- a/tillsyn/A 62522-2025 tillsynsbegäran.docx
+++ b/tillsyn/A 62522-2025 tillsynsbegäran.docx
@@ -1,6 +1,6 @@
 
 <file path=word/document.xml><?xml version="1.0" encoding="utf-8"?>
-<w:document xmlns:wpc="http://schemas.microsoft.com/office/word/2010/wordprocessingCanvas" xmlns:cx="http://schemas.microsoft.com/office/drawing/2014/chartex" xmlns:cx1="http://schemas.microsoft.com/office/drawing/2015/9/8/chartex" xmlns:cx2="http://schemas.microsoft.com/office/drawing/2015/10/21/chartex" xmlns:cx3="http://schemas.microsoft.com/office/drawing/2016/5/9/chartex" xmlns:cx4="http://schemas.microsoft.com/office/drawing/2016/5/10/chartex" xmlns:cx5="http://schemas.microsoft.com/office/drawing/2016/5/11/chartex" xmlns:cx6="http://schemas.microsoft.com/office/drawing/2016/5/12/chartex" xmlns:cx7="http://schemas.microsoft.com/office/drawing/2016/5/13/chartex" xmlns:cx8="http://schemas.microsoft.com/office/drawing/2016/5/14/chartex" xmlns:mc="http://schemas.openxmlformats.org/markup-compatibility/2006" xmlns:aink="http://schemas.microsoft.com/office/drawing/2016/ink" xmlns:am3d="http://schemas.microsoft.com/office/drawing/2017/model3d" xmlns:o="urn:schemas-microsoft-com:office:office" xmlns:oel="http://schemas.microsoft.com/office/2019/extlst" xmlns:r="http://schemas.openxmlformats.org/officeDocument/2006/relationships" xmlns:m="http://schemas.openxmlformats.org/officeDocument/2006/math" xmlns:v="urn:schemas-microsoft-com:vml" xmlns:wp14="http://schemas.microsoft.com/office/word/2010/wordprocessingDrawing" xmlns:wp="http://schemas.openxmlformats.org/drawingml/2006/wordprocessingDrawing" xmlns:w10="urn:schemas-microsoft-com:office:word" xmlns:w="http://schemas.openxmlformats.org/wordprocessingml/2006/main" xmlns:w14="http://schemas.microsoft.com/office/word/2010/wordml" xmlns:w15="http://schemas.microsoft.com/office/word/2012/wordml" xmlns:w16cex="http://schemas.microsoft.com/office/word/2018/wordml/cex" xmlns:w16cid="http://schemas.microsoft.com/office/word/2016/wordml/cid" xmlns:w16="http://schemas.microsoft.com/office/word/2018/wordml" xmlns:w16sdtdh="http://schemas.microsoft.com/office/word/2020/wordml/sdtdatahash" xmlns:w16se="http://schemas.microsoft.com/office/word/2015/wordml/symex" xmlns:wpg="http://schemas.microsoft.com/office/word/2010/wordprocessingGroup" xmlns:wpi="http://schemas.microsoft.com/office/word/2010/wordprocessingInk" xmlns:wne="http://schemas.microsoft.com/office/word/2006/wordml" xmlns:wps="http://schemas.microsoft.com/office/word/2010/wordprocessingShape" mc:Ignorable="w14 w15 w16se w16cid w16 w16cex w16sdtdh wp14">
+<w:document xmlns:wpc="http://schemas.microsoft.com/office/word/2010/wordprocessingCanvas" xmlns:cx="http://schemas.microsoft.com/office/drawing/2014/chartex" xmlns:cx1="http://schemas.microsoft.com/office/drawing/2015/9/8/chartex" xmlns:cx2="http://schemas.microsoft.com/office/drawing/2015/10/21/chartex" xmlns:cx3="http://schemas.microsoft.com/office/drawing/2016/5/9/chartex" xmlns:cx4="http://schemas.microsoft.com/office/drawing/2016/5/10/chartex" xmlns:cx5="http://schemas.microsoft.com/office/drawing/2016/5/11/chartex" xmlns:cx6="http://schemas.microsoft.com/office/drawing/2016/5/12/chartex" xmlns:cx7="http://schemas.microsoft.com/office/drawing/2016/5/13/chartex" xmlns:cx8="http://schemas.microsoft.com/office/drawing/2016/5/14/chartex" xmlns:mc="http://schemas.openxmlformats.org/markup-compatibility/2006" xmlns:aink="http://schemas.microsoft.com/office/drawing/2016/ink" xmlns:am3d="http://schemas.microsoft.com/office/drawing/2017/model3d" xmlns:o="urn:schemas-microsoft-com:office:office" xmlns:oel="http://schemas.microsoft.com/office/2019/extlst" xmlns:r="http://schemas.openxmlformats.org/officeDocument/2006/relationships" xmlns:m="http://schemas.openxmlformats.org/officeDocument/2006/math" xmlns:v="urn:schemas-microsoft-com:vml" xmlns:wp14="http://schemas.microsoft.com/office/word/2010/wordprocessingDrawing" xmlns:wp="http://schemas.openxmlformats.org/drawingml/2006/wordprocessingDrawing" xmlns:w10="urn:schemas-microsoft-com:office:word" xmlns:w="http://schemas.openxmlformats.org/wordprocessingml/2006/main" xmlns:w14="http://schemas.microsoft.com/office/word/2010/wordml" xmlns:w15="http://schemas.microsoft.com/office/word/2012/wordml" xmlns:w16cex="http://schemas.microsoft.com/office/word/2018/wordml/cex" xmlns:w16cid="http://schemas.microsoft.com/office/word/2016/wordml/cid" xmlns:w16="http://schemas.microsoft.com/office/word/2018/wordml" xmlns:w16du="http://schemas.microsoft.com/office/word/2023/wordml/word16du" xmlns:w16sdtdh="http://schemas.microsoft.com/office/word/2020/wordml/sdtdatahash" xmlns:w16sdtfl="http://schemas.microsoft.com/office/word/2024/wordml/sdtformatlock" xmlns:w16se="http://schemas.microsoft.com/office/word/2015/wordml/symex" xmlns:wpg="http://schemas.microsoft.com/office/word/2010/wordprocessingGroup" xmlns:wpi="http://schemas.microsoft.com/office/word/2010/wordprocessingInk" xmlns:wne="http://schemas.microsoft.com/office/word/2006/wordml" xmlns:wps="http://schemas.microsoft.com/office/word/2010/wordprocessingShape" mc:Ignorable="w14 w15 w16se w16cid w16 w16cex w16sdtdh w16sdtfl w16du wp14">
   <w:body>
     <w:p>
       <w:pPr>
@@ -12,35 +12,10 @@
     </w:p>
     <w:p>
       <w:r>
-        <w:t>Detta dokument behandlar höga naturvärden i avverkningsanmälan A 62522-2025 i Åre kommun. Denna avverkningsanmälan inkom 2025-12-16 14:45:47 och omfattar 2,0 ha.</w:t>
+        <w:t>Detta dokument behandlar höga naturvärden i avverkningsanmälan A 62522-2025 i Åre kommun som inkom 2025-12-16 och omfattar 2,0 ha.</w:t>
       </w:r>
-    </w:p>
-    <w:p>
       <w:r>
-        <w:t>Vi begär härmed att Skogsstyrelsen fattar beslut enligt miljöbalken som säkerställer att skogens höga naturvärden bevaras samt säkerställer att EU-lagstiftning efterlevs och att artskyddsbrott förhindras. Vi önskar även ta del av de ställningstaganden och beslut som myndigheterna meddelar till följd av aktuell avverkningsanmälan och föreningens inlaga (se 34 § förvaltningslagen).</w:t>
-      </w:r>
-    </w:p>
-    <w:p>
-      <w:r>
-        <w:t>Nedan beskrivs fynd av naturvårdsarter och fridlysta arter som gjorts i det avverkningsanmälda området. I BILAGA 1 finns artfakta om fridlysta arter.</w:t>
-      </w:r>
-    </w:p>
-    <w:p>
-      <w:pPr>
-        <w:pStyle w:val="Heading1"/>
-      </w:pPr>
-      <w:r>
-        <w:t>Naturvårdsarter</w:t>
-      </w:r>
-    </w:p>
-    <w:p>
-      <w:r>
-        <w:t>I avverkningsanmälan har följande 3 naturvårdsarter hittats: garnlav (NT), tretåig hackspett (NT, §4) och blodticka (S). Av dessa är 2 rödlistade. För rödlistade arter har rödlistekategorin angivits inom parentes. Arter som är signalarter enligt Skogsstyrelsen har markerats med (S). För fridlysta arter anges även paragrafen i Artskyddsförordningen som arten är fridlyst enligt.</w:t>
-      </w:r>
-    </w:p>
-    <w:p>
-      <w:r>
-        <w:t>De påträffade naturvårdsarterna är ett tydligt kvitto på att detta rör sig om en skog med höga naturvärden. I Figur 1 visas en karta över det avverkningsanmälda området, där samtliga fyndplatser för naturvårdsarter som finns registrerade på Artportalen har markerats.</w:t>
+        <w:t xml:space="preserve"> I Figur 1 visas fyndplatser för naturvårdsarter i området, som finns registrerade på Artportalen.</w:t>
       </w:r>
     </w:p>
     <w:p>
@@ -50,7 +25,7 @@
       <w:r>
         <w:drawing>
           <wp:inline xmlns:a="http://schemas.openxmlformats.org/drawingml/2006/main" xmlns:pic="http://schemas.openxmlformats.org/drawingml/2006/picture">
-            <wp:extent cx="5486400" cy="4377360"/>
+            <wp:extent cx="5329066" cy="5688000"/>
             <wp:docPr id="1" name="Picture 1"/>
             <wp:cNvGraphicFramePr>
               <a:graphicFrameLocks noChangeAspect="1"/>
@@ -71,7 +46,7 @@
                   <pic:spPr>
                     <a:xfrm>
                       <a:off x="0" y="0"/>
-                      <a:ext cx="5486400" cy="4377360"/>
+                      <a:ext cx="5329066" cy="5688000"/>
                     </a:xfrm>
                     <a:prstGeom prst="rect"/>
                   </pic:spPr>
@@ -85,9 +60,112 @@
     <w:p>
       <w:pPr>
         <w:pStyle w:val="Caption"/>
+        <w:spacing w:after="240"/>
       </w:pPr>
       <w:r>
-        <w:t>Figur 1. Fyndplatser för naturvårdsarter i det avverkningsanmälda området (röd linje). Markörer utan svart kant är placerade på fyndplatsen. Markörer med svart kant är placerade vid sidan av fyndplatsen och har ett svart streck som visar fyndplatsens exakta position. Kartans mittpunktskoordinat är N 7012988, E 436445 i SWEREF 99 TM.</w:t>
+        <w:t>Figur 1. Fyndplatser för naturvårdsarter i avverkningsanmälan (röd linje). Inom parentes anges rödlistekategorier, S för signalarter, Tför typiska arter och fridlysningsparagrafer i artskyddsförordningen.Markörer utan svart kant är placerade på fyndplatsen. Markörer med svart kant är placerade vid sidan av fyndplatsen och har ett svart streck som visar fyndplatsens exakta position. Kartans mittpunktskoordinat är N 7012988, E 436445 i SWEREF 99 TM.</w:t>
+      </w:r>
+    </w:p>
+    <w:p>
+      <w:r>
+        <w:t>Vi begär härmed att Skogsstyrelsen fattar beslut enligt miljöbalken som säkerställer att skogens höga naturvärden bevaras samt att EU-lagstiftning efterlevs och att artskyddsbrott förhindras.</w:t>
+      </w:r>
+    </w:p>
+    <w:p>
+      <w:r>
+        <w:t>Vi önskar även ta del av de ställningstaganden och beslut som myndigheten meddelar till följd av aktuell avverkningsanmälan och föreningens inlaga (se 34 § förvaltningslagen).</w:t>
+      </w:r>
+    </w:p>
+    <w:p>
+      <w:r>
+        <w:t>Nedan beskrivs fynd av naturvårdsarter och fridlysta arter som gjorts i det avverkningsanmälda området. I BILAGA 1 finns artfakta om fridlysta arter.</w:t>
+      </w:r>
+    </w:p>
+    <w:p>
+      <w:pPr>
+        <w:pStyle w:val="Heading1"/>
+      </w:pPr>
+      <w:r>
+        <w:t>Naturvårdsarter</w:t>
+      </w:r>
+    </w:p>
+    <w:p>
+      <w:r>
+        <w:t>I avverkningsanmälan har följande 3 naturvårdsarter hittats: garnlav (VU, T), tretåig hackspett (NT, T, §4) och blodticka (S, T). Av dessa är 2 rödlistade. För rödlistade arter har rödlistekategorin angivits inom parentes. Arter som är signalarter enligt Skogsstyrelsen har markerats med (S). Typiska arter inom Natura 2000 som är kopplade till skogsekosystem har markerats med (T). För fridlysta arter anges även paragrafen i Artskyddsförordningen som arten är fridlyst enligt.</w:t>
+      </w:r>
+    </w:p>
+    <w:p>
+      <w:r>
+        <w:t>De påträffade naturvårdsarterna är ett tydligt kvitto på att det rör sig om en skog med höga naturvärden.</w:t>
+      </w:r>
+    </w:p>
+    <w:p>
+      <w:pPr>
+        <w:pStyle w:val="Heading2"/>
+      </w:pPr>
+      <w:r>
+        <w:t>Fridlysta arter</w:t>
+      </w:r>
+    </w:p>
+    <w:p>
+      <w:r>
+        <w:t>Följande fridlysta arter har sina livsmiljöer och växtplatser i den avverkningsanmälda skogen: tretåig hackspett (NT, T, §4).</w:t>
+      </w:r>
+    </w:p>
+    <w:p>
+      <w:r>
+        <w:t xml:space="preserve">Observera att medlemsländerna är skyldiga att agera i enlighet med EU:s fågeldirektiv där det uttryckligen står att direktivet gäller för fåglar samt för deras ägg, bon och </w:t>
+      </w:r>
+      <w:r>
+        <w:rPr>
+          <w:b/>
+        </w:rPr>
+        <w:t xml:space="preserve">livsmiljöer </w:t>
+      </w:r>
+      <w:r>
+        <w:t>(artikel 1). Vidare att de åtgärder som vidtas inte får leda till en försämring av den nuvarande situationen beträffande bevarandet av de fågelarter som avses i artikel 1 (artikel 13). Fågeldirektivet är styrande för tillsynsansvariga myndigheters ärendehantering, ställningstaganden och beslutsfattande.</w:t>
+      </w:r>
+    </w:p>
+    <w:p>
+      <w:r>
+        <w:rPr>
+          <w:b/>
+        </w:rPr>
+        <w:t>Tretåig hackspett (NT, §4)</w:t>
+      </w:r>
+      <w:r>
+        <w:t xml:space="preserve"> är rödlistad som nära hotad och ingår i bilaga 1 i EU:s fågeldirektiv. Tretåig hackspett är för sin överlevnad beroende av kontinuerlig tillförsel av äldre döende och död ved, som sker genom naturliga självgallringsprocesser i äldre grannaturskogar och barrblandade naturskogar. Om en skog genom skogsbruk gallras eller glesas ur så upphör och uteblir i stort sett den naturliga självgallringsprocessen för mycket lång tid framöver vilket omöjliggör upprätthållandet av den kontinuerliga ekologiska funktionen i ett område. Det finns studier som visar att naturskogens självgallringsprocess som den tretåiga hackspetten är beroende av, inte kan ersättas med efterlämnad hänsyn i skogsbruket (Imbeau &amp; Desrochers, 2002). Storleken på häckningsreviret varierar med skogstypen, förekomsten av död ved och graden av fragmentering, men är i allmänhet i storleksordningen 25–100 hektar. Vintertid krävs ofta betydligt större områden och det finns studier som antyder att arten behöver minst 100 hektar äldre skog. I områden med låg bonitet kan det behövas över 200 hektar lämpligt habitat för att ett par ska kunna reproducera sig. Områden med dokumenterad permanent förekomst i naturskogsmiljöer har vanligen så stora naturvärden att skogsbruk är olämpligt. Tretåig hackspett är typisk art för </w:t>
+      </w:r>
+      <w:r>
+        <w:rPr>
+          <w:i/>
+        </w:rPr>
+        <w:t xml:space="preserve">9010 Taiga, 9740 Skogsbevuxen myr, 9030 Landhöjningsskog </w:t>
+      </w:r>
+      <w:r>
+        <w:t xml:space="preserve">och </w:t>
+      </w:r>
+      <w:r>
+        <w:rPr>
+          <w:i/>
+        </w:rPr>
+        <w:t>9040 Fjällbjörkskog</w:t>
+      </w:r>
+      <w:r>
+        <w:t xml:space="preserve"> (Skogsstyrelsen, 2016; SLU Artdatabanken, 2024).</w:t>
+      </w:r>
+    </w:p>
+    <w:p>
+      <w:r>
+        <w:t>I BILAGA 1 finns mer detaljerad information om ekologi samt krav på livsmiljö hos fridlysta arter.</w:t>
+      </w:r>
+    </w:p>
+    <w:p>
+      <w:pPr>
+        <w:pStyle w:val="Heading2"/>
+      </w:pPr>
+      <w:r>
+        <w:t>Övriga naturvårdsarter</w:t>
       </w:r>
     </w:p>
     <w:p>
@@ -137,67 +215,6 @@
       </w:r>
       <w:r>
         <w:t xml:space="preserve"> (SLU Artdatabanken, 2026).</w:t>
-      </w:r>
-    </w:p>
-    <w:p>
-      <w:pPr>
-        <w:pStyle w:val="Heading1"/>
-      </w:pPr>
-      <w:r>
-        <w:t>Fridlysta arter</w:t>
-      </w:r>
-    </w:p>
-    <w:p>
-      <w:r>
-        <w:t>Följande fridlysta arter har sina livsmiljöer och växtplatser i den avverkningsanmälda skogen: tretåig hackspett (NT, §4).</w:t>
-      </w:r>
-    </w:p>
-    <w:p>
-      <w:r>
-        <w:t xml:space="preserve">Observera att medlemsländerna är skyldiga att agera i enlighet med EU:s fågeldirektiv där det uttryckligen står att direktivet gäller för fåglar samt för deras ägg, bon och </w:t>
-      </w:r>
-      <w:r>
-        <w:rPr>
-          <w:b/>
-        </w:rPr>
-        <w:t xml:space="preserve">livsmiljöer </w:t>
-      </w:r>
-      <w:r>
-        <w:t>(artikel 1). Vidare att de åtgärder som vidtas inte får leda till en försämring av den nuvarande situationen beträffande bevarandet av de fågelarter som avses i artikel 1 (artikel 13). Fågeldirektivet är styrande för tillsynsansvariga myndigheters ärendehantering, ställningstaganden och beslutsfattande.</w:t>
-      </w:r>
-    </w:p>
-    <w:p>
-      <w:r>
-        <w:rPr>
-          <w:b/>
-        </w:rPr>
-        <w:t>Tretåig hackspett (NT, §4)</w:t>
-      </w:r>
-      <w:r>
-        <w:t xml:space="preserve"> är rödlistad som nära hotad och ingår i bilaga 1 i EU:s fågeldirektiv. Tretåig hackspett är för sin överlevnad beroende av kontinuerlig tillförsel av äldre döende och död ved, som sker genom naturliga självgallringsprocesser i äldre grannaturskogar och barrblandade naturskogar. Om en skog genom skogsbruk gallras eller glesas ur så upphör och uteblir i stort sett den naturliga självgallringsprocessen för mycket lång tid framöver vilket omöjliggör upprätthållandet av den kontinuerliga ekologiska funktionen i ett område. Det finns studier som visar att naturskogens självgallringsprocess som den tretåiga hackspetten är beroende av, inte kan ersättas med efterlämnad hänsyn i skogsbruket (Imbeau &amp; Desrochers, 2002). Storleken på häckningsreviret varierar med skogstypen, förekomsten av död ved och graden av fragmentering, men är i allmänhet i storleksordningen 25–100 hektar. Vintertid krävs ofta betydligt större områden och det finns studier som antyder att arten behöver minst 100 hektar äldre skog. I områden med låg bonitet kan det behövas över 200 hektar lämpligt habitat för att ett par ska kunna reproducera sig. Områden med dokumenterad permanent förekomst i naturskogsmiljöer har vanligen så stora naturvärden att skogsbruk är olämpligt. Tretåig hackspett är typisk art för </w:t>
-      </w:r>
-      <w:r>
-        <w:rPr>
-          <w:i/>
-        </w:rPr>
-        <w:t xml:space="preserve">9010 Taiga, 9740 Skogsbevuxen myr, 9030 Landhöjningsskog </w:t>
-      </w:r>
-      <w:r>
-        <w:t xml:space="preserve">och </w:t>
-      </w:r>
-      <w:r>
-        <w:rPr>
-          <w:i/>
-        </w:rPr>
-        <w:t>9040 Fjällbjörkskog</w:t>
-      </w:r>
-      <w:r>
-        <w:t xml:space="preserve"> (Skogsstyrelsen, 2016; SLU Artdatabanken, 2024).</w:t>
-      </w:r>
-    </w:p>
-    <w:p>
-      <w:r>
-        <w:t>I BILAGA 1 finns mer detaljerad information om ekologi samt krav på livsmiljö hos fridlysta arter.</w:t>
       </w:r>
     </w:p>
     <w:p>
@@ -432,7 +449,7 @@
 </file>
 
 <file path=word/endnotes.xml><?xml version="1.0" encoding="utf-8"?>
-<w:endnotes xmlns:wpc="http://schemas.microsoft.com/office/word/2010/wordprocessingCanvas" xmlns:cx="http://schemas.microsoft.com/office/drawing/2014/chartex" xmlns:cx1="http://schemas.microsoft.com/office/drawing/2015/9/8/chartex" xmlns:cx2="http://schemas.microsoft.com/office/drawing/2015/10/21/chartex" xmlns:cx3="http://schemas.microsoft.com/office/drawing/2016/5/9/chartex" xmlns:cx4="http://schemas.microsoft.com/office/drawing/2016/5/10/chartex" xmlns:cx5="http://schemas.microsoft.com/office/drawing/2016/5/11/chartex" xmlns:cx6="http://schemas.microsoft.com/office/drawing/2016/5/12/chartex" xmlns:cx7="http://schemas.microsoft.com/office/drawing/2016/5/13/chartex" xmlns:cx8="http://schemas.microsoft.com/office/drawing/2016/5/14/chartex" xmlns:mc="http://schemas.openxmlformats.org/markup-compatibility/2006" xmlns:aink="http://schemas.microsoft.com/office/drawing/2016/ink" xmlns:am3d="http://schemas.microsoft.com/office/drawing/2017/model3d" xmlns:o="urn:schemas-microsoft-com:office:office" xmlns:oel="http://schemas.microsoft.com/office/2019/extlst" xmlns:r="http://schemas.openxmlformats.org/officeDocument/2006/relationships" xmlns:m="http://schemas.openxmlformats.org/officeDocument/2006/math" xmlns:v="urn:schemas-microsoft-com:vml" xmlns:wp14="http://schemas.microsoft.com/office/word/2010/wordprocessingDrawing" xmlns:wp="http://schemas.openxmlformats.org/drawingml/2006/wordprocessingDrawing" xmlns:w10="urn:schemas-microsoft-com:office:word" xmlns:w="http://schemas.openxmlformats.org/wordprocessingml/2006/main" xmlns:w14="http://schemas.microsoft.com/office/word/2010/wordml" xmlns:w15="http://schemas.microsoft.com/office/word/2012/wordml" xmlns:w16cex="http://schemas.microsoft.com/office/word/2018/wordml/cex" xmlns:w16cid="http://schemas.microsoft.com/office/word/2016/wordml/cid" xmlns:w16="http://schemas.microsoft.com/office/word/2018/wordml" xmlns:w16sdtdh="http://schemas.microsoft.com/office/word/2020/wordml/sdtdatahash" xmlns:w16se="http://schemas.microsoft.com/office/word/2015/wordml/symex" xmlns:wpg="http://schemas.microsoft.com/office/word/2010/wordprocessingGroup" xmlns:wpi="http://schemas.microsoft.com/office/word/2010/wordprocessingInk" xmlns:wne="http://schemas.microsoft.com/office/word/2006/wordml" xmlns:wps="http://schemas.microsoft.com/office/word/2010/wordprocessingShape" mc:Ignorable="w14 w15 w16se w16cid w16 w16cex w16sdtdh wp14">
+<w:endnotes xmlns:wpc="http://schemas.microsoft.com/office/word/2010/wordprocessingCanvas" xmlns:cx="http://schemas.microsoft.com/office/drawing/2014/chartex" xmlns:cx1="http://schemas.microsoft.com/office/drawing/2015/9/8/chartex" xmlns:cx2="http://schemas.microsoft.com/office/drawing/2015/10/21/chartex" xmlns:cx3="http://schemas.microsoft.com/office/drawing/2016/5/9/chartex" xmlns:cx4="http://schemas.microsoft.com/office/drawing/2016/5/10/chartex" xmlns:cx5="http://schemas.microsoft.com/office/drawing/2016/5/11/chartex" xmlns:cx6="http://schemas.microsoft.com/office/drawing/2016/5/12/chartex" xmlns:cx7="http://schemas.microsoft.com/office/drawing/2016/5/13/chartex" xmlns:cx8="http://schemas.microsoft.com/office/drawing/2016/5/14/chartex" xmlns:mc="http://schemas.openxmlformats.org/markup-compatibility/2006" xmlns:aink="http://schemas.microsoft.com/office/drawing/2016/ink" xmlns:am3d="http://schemas.microsoft.com/office/drawing/2017/model3d" xmlns:o="urn:schemas-microsoft-com:office:office" xmlns:oel="http://schemas.microsoft.com/office/2019/extlst" xmlns:r="http://schemas.openxmlformats.org/officeDocument/2006/relationships" xmlns:m="http://schemas.openxmlformats.org/officeDocument/2006/math" xmlns:v="urn:schemas-microsoft-com:vml" xmlns:wp14="http://schemas.microsoft.com/office/word/2010/wordprocessingDrawing" xmlns:wp="http://schemas.openxmlformats.org/drawingml/2006/wordprocessingDrawing" xmlns:w10="urn:schemas-microsoft-com:office:word" xmlns:w="http://schemas.openxmlformats.org/wordprocessingml/2006/main" xmlns:w14="http://schemas.microsoft.com/office/word/2010/wordml" xmlns:w15="http://schemas.microsoft.com/office/word/2012/wordml" xmlns:w16cex="http://schemas.microsoft.com/office/word/2018/wordml/cex" xmlns:w16cid="http://schemas.microsoft.com/office/word/2016/wordml/cid" xmlns:w16="http://schemas.microsoft.com/office/word/2018/wordml" xmlns:w16du="http://schemas.microsoft.com/office/word/2023/wordml/word16du" xmlns:w16sdtdh="http://schemas.microsoft.com/office/word/2020/wordml/sdtdatahash" xmlns:w16sdtfl="http://schemas.microsoft.com/office/word/2024/wordml/sdtformatlock" xmlns:w16se="http://schemas.microsoft.com/office/word/2015/wordml/symex" xmlns:wpg="http://schemas.microsoft.com/office/word/2010/wordprocessingGroup" xmlns:wpi="http://schemas.microsoft.com/office/word/2010/wordprocessingInk" xmlns:wne="http://schemas.microsoft.com/office/word/2006/wordml" xmlns:wps="http://schemas.microsoft.com/office/word/2010/wordprocessingShape" mc:Ignorable="w14 w15 w16se w16cid w16 w16cex w16sdtdh w16sdtfl w16du wp14">
   <w:endnote w:type="separator" w:id="-1">
     <w:p>
       <w:pPr>
@@ -457,7 +474,7 @@
 </file>
 
 <file path=word/footer1.xml><?xml version="1.0" encoding="utf-8"?>
-<w:ftr xmlns:wpc="http://schemas.microsoft.com/office/word/2010/wordprocessingCanvas" xmlns:cx="http://schemas.microsoft.com/office/drawing/2014/chartex" xmlns:cx1="http://schemas.microsoft.com/office/drawing/2015/9/8/chartex" xmlns:cx2="http://schemas.microsoft.com/office/drawing/2015/10/21/chartex" xmlns:cx3="http://schemas.microsoft.com/office/drawing/2016/5/9/chartex" xmlns:cx4="http://schemas.microsoft.com/office/drawing/2016/5/10/chartex" xmlns:cx5="http://schemas.microsoft.com/office/drawing/2016/5/11/chartex" xmlns:cx6="http://schemas.microsoft.com/office/drawing/2016/5/12/chartex" xmlns:cx7="http://schemas.microsoft.com/office/drawing/2016/5/13/chartex" xmlns:cx8="http://schemas.microsoft.com/office/drawing/2016/5/14/chartex" xmlns:mc="http://schemas.openxmlformats.org/markup-compatibility/2006" xmlns:aink="http://schemas.microsoft.com/office/drawing/2016/ink" xmlns:am3d="http://schemas.microsoft.com/office/drawing/2017/model3d" xmlns:o="urn:schemas-microsoft-com:office:office" xmlns:oel="http://schemas.microsoft.com/office/2019/extlst" xmlns:r="http://schemas.openxmlformats.org/officeDocument/2006/relationships" xmlns:m="http://schemas.openxmlformats.org/officeDocument/2006/math" xmlns:v="urn:schemas-microsoft-com:vml" xmlns:wp14="http://schemas.microsoft.com/office/word/2010/wordprocessingDrawing" xmlns:wp="http://schemas.openxmlformats.org/drawingml/2006/wordprocessingDrawing" xmlns:w10="urn:schemas-microsoft-com:office:word" xmlns:w="http://schemas.openxmlformats.org/wordprocessingml/2006/main" xmlns:w14="http://schemas.microsoft.com/office/word/2010/wordml" xmlns:w15="http://schemas.microsoft.com/office/word/2012/wordml" xmlns:w16cex="http://schemas.microsoft.com/office/word/2018/wordml/cex" xmlns:w16cid="http://schemas.microsoft.com/office/word/2016/wordml/cid" xmlns:w16="http://schemas.microsoft.com/office/word/2018/wordml" xmlns:w16sdtdh="http://schemas.microsoft.com/office/word/2020/wordml/sdtdatahash" xmlns:w16se="http://schemas.microsoft.com/office/word/2015/wordml/symex" xmlns:wpg="http://schemas.microsoft.com/office/word/2010/wordprocessingGroup" xmlns:wpi="http://schemas.microsoft.com/office/word/2010/wordprocessingInk" xmlns:wne="http://schemas.microsoft.com/office/word/2006/wordml" xmlns:wps="http://schemas.microsoft.com/office/word/2010/wordprocessingShape" mc:Ignorable="w14 w15 w16se w16cid w16 w16cex w16sdtdh wp14">
+<w:ftr xmlns:wpc="http://schemas.microsoft.com/office/word/2010/wordprocessingCanvas" xmlns:cx="http://schemas.microsoft.com/office/drawing/2014/chartex" xmlns:cx1="http://schemas.microsoft.com/office/drawing/2015/9/8/chartex" xmlns:cx2="http://schemas.microsoft.com/office/drawing/2015/10/21/chartex" xmlns:cx3="http://schemas.microsoft.com/office/drawing/2016/5/9/chartex" xmlns:cx4="http://schemas.microsoft.com/office/drawing/2016/5/10/chartex" xmlns:cx5="http://schemas.microsoft.com/office/drawing/2016/5/11/chartex" xmlns:cx6="http://schemas.microsoft.com/office/drawing/2016/5/12/chartex" xmlns:cx7="http://schemas.microsoft.com/office/drawing/2016/5/13/chartex" xmlns:cx8="http://schemas.microsoft.com/office/drawing/2016/5/14/chartex" xmlns:mc="http://schemas.openxmlformats.org/markup-compatibility/2006" xmlns:aink="http://schemas.microsoft.com/office/drawing/2016/ink" xmlns:am3d="http://schemas.microsoft.com/office/drawing/2017/model3d" xmlns:o="urn:schemas-microsoft-com:office:office" xmlns:oel="http://schemas.microsoft.com/office/2019/extlst" xmlns:r="http://schemas.openxmlformats.org/officeDocument/2006/relationships" xmlns:m="http://schemas.openxmlformats.org/officeDocument/2006/math" xmlns:v="urn:schemas-microsoft-com:vml" xmlns:wp14="http://schemas.microsoft.com/office/word/2010/wordprocessingDrawing" xmlns:wp="http://schemas.openxmlformats.org/drawingml/2006/wordprocessingDrawing" xmlns:w10="urn:schemas-microsoft-com:office:word" xmlns:w="http://schemas.openxmlformats.org/wordprocessingml/2006/main" xmlns:w14="http://schemas.microsoft.com/office/word/2010/wordml" xmlns:w15="http://schemas.microsoft.com/office/word/2012/wordml" xmlns:w16cex="http://schemas.microsoft.com/office/word/2018/wordml/cex" xmlns:w16cid="http://schemas.microsoft.com/office/word/2016/wordml/cid" xmlns:w16="http://schemas.microsoft.com/office/word/2018/wordml" xmlns:w16du="http://schemas.microsoft.com/office/word/2023/wordml/word16du" xmlns:w16sdtdh="http://schemas.microsoft.com/office/word/2020/wordml/sdtdatahash" xmlns:w16sdtfl="http://schemas.microsoft.com/office/word/2024/wordml/sdtformatlock" xmlns:w16se="http://schemas.microsoft.com/office/word/2015/wordml/symex" xmlns:wpg="http://schemas.microsoft.com/office/word/2010/wordprocessingGroup" xmlns:wpi="http://schemas.microsoft.com/office/word/2010/wordprocessingInk" xmlns:wne="http://schemas.microsoft.com/office/word/2006/wordml" xmlns:wps="http://schemas.microsoft.com/office/word/2010/wordprocessingShape" mc:Ignorable="w14 w15 w16se w16cid w16 w16cex w16sdtdh w16sdtfl w16du wp14">
   <w:p>
     <w:pPr>
       <w:pStyle w:val="Footer"/>
@@ -467,7 +484,7 @@
 </file>
 
 <file path=word/footer2.xml><?xml version="1.0" encoding="utf-8"?>
-<w:ftr xmlns:wpc="http://schemas.microsoft.com/office/word/2010/wordprocessingCanvas" xmlns:cx="http://schemas.microsoft.com/office/drawing/2014/chartex" xmlns:cx1="http://schemas.microsoft.com/office/drawing/2015/9/8/chartex" xmlns:cx2="http://schemas.microsoft.com/office/drawing/2015/10/21/chartex" xmlns:cx3="http://schemas.microsoft.com/office/drawing/2016/5/9/chartex" xmlns:cx4="http://schemas.microsoft.com/office/drawing/2016/5/10/chartex" xmlns:cx5="http://schemas.microsoft.com/office/drawing/2016/5/11/chartex" xmlns:cx6="http://schemas.microsoft.com/office/drawing/2016/5/12/chartex" xmlns:cx7="http://schemas.microsoft.com/office/drawing/2016/5/13/chartex" xmlns:cx8="http://schemas.microsoft.com/office/drawing/2016/5/14/chartex" xmlns:mc="http://schemas.openxmlformats.org/markup-compatibility/2006" xmlns:aink="http://schemas.microsoft.com/office/drawing/2016/ink" xmlns:am3d="http://schemas.microsoft.com/office/drawing/2017/model3d" xmlns:o="urn:schemas-microsoft-com:office:office" xmlns:oel="http://schemas.microsoft.com/office/2019/extlst" xmlns:r="http://schemas.openxmlformats.org/officeDocument/2006/relationships" xmlns:m="http://schemas.openxmlformats.org/officeDocument/2006/math" xmlns:v="urn:schemas-microsoft-com:vml" xmlns:wp14="http://schemas.microsoft.com/office/word/2010/wordprocessingDrawing" xmlns:wp="http://schemas.openxmlformats.org/drawingml/2006/wordprocessingDrawing" xmlns:w10="urn:schemas-microsoft-com:office:word" xmlns:w="http://schemas.openxmlformats.org/wordprocessingml/2006/main" xmlns:w14="http://schemas.microsoft.com/office/word/2010/wordml" xmlns:w15="http://schemas.microsoft.com/office/word/2012/wordml" xmlns:w16cex="http://schemas.microsoft.com/office/word/2018/wordml/cex" xmlns:w16cid="http://schemas.microsoft.com/office/word/2016/wordml/cid" xmlns:w16="http://schemas.microsoft.com/office/word/2018/wordml" xmlns:w16sdtdh="http://schemas.microsoft.com/office/word/2020/wordml/sdtdatahash" xmlns:w16se="http://schemas.microsoft.com/office/word/2015/wordml/symex" xmlns:wpg="http://schemas.microsoft.com/office/word/2010/wordprocessingGroup" xmlns:wpi="http://schemas.microsoft.com/office/word/2010/wordprocessingInk" xmlns:wne="http://schemas.microsoft.com/office/word/2006/wordml" xmlns:wps="http://schemas.microsoft.com/office/word/2010/wordprocessingShape" mc:Ignorable="w14 w15 w16se w16cid w16 w16cex w16sdtdh wp14">
+<w:ftr xmlns:wpc="http://schemas.microsoft.com/office/word/2010/wordprocessingCanvas" xmlns:cx="http://schemas.microsoft.com/office/drawing/2014/chartex" xmlns:cx1="http://schemas.microsoft.com/office/drawing/2015/9/8/chartex" xmlns:cx2="http://schemas.microsoft.com/office/drawing/2015/10/21/chartex" xmlns:cx3="http://schemas.microsoft.com/office/drawing/2016/5/9/chartex" xmlns:cx4="http://schemas.microsoft.com/office/drawing/2016/5/10/chartex" xmlns:cx5="http://schemas.microsoft.com/office/drawing/2016/5/11/chartex" xmlns:cx6="http://schemas.microsoft.com/office/drawing/2016/5/12/chartex" xmlns:cx7="http://schemas.microsoft.com/office/drawing/2016/5/13/chartex" xmlns:cx8="http://schemas.microsoft.com/office/drawing/2016/5/14/chartex" xmlns:mc="http://schemas.openxmlformats.org/markup-compatibility/2006" xmlns:aink="http://schemas.microsoft.com/office/drawing/2016/ink" xmlns:am3d="http://schemas.microsoft.com/office/drawing/2017/model3d" xmlns:o="urn:schemas-microsoft-com:office:office" xmlns:oel="http://schemas.microsoft.com/office/2019/extlst" xmlns:r="http://schemas.openxmlformats.org/officeDocument/2006/relationships" xmlns:m="http://schemas.openxmlformats.org/officeDocument/2006/math" xmlns:v="urn:schemas-microsoft-com:vml" xmlns:wp14="http://schemas.microsoft.com/office/word/2010/wordprocessingDrawing" xmlns:wp="http://schemas.openxmlformats.org/drawingml/2006/wordprocessingDrawing" xmlns:w10="urn:schemas-microsoft-com:office:word" xmlns:w="http://schemas.openxmlformats.org/wordprocessingml/2006/main" xmlns:w14="http://schemas.microsoft.com/office/word/2010/wordml" xmlns:w15="http://schemas.microsoft.com/office/word/2012/wordml" xmlns:w16cex="http://schemas.microsoft.com/office/word/2018/wordml/cex" xmlns:w16cid="http://schemas.microsoft.com/office/word/2016/wordml/cid" xmlns:w16="http://schemas.microsoft.com/office/word/2018/wordml" xmlns:w16du="http://schemas.microsoft.com/office/word/2023/wordml/word16du" xmlns:w16sdtdh="http://schemas.microsoft.com/office/word/2020/wordml/sdtdatahash" xmlns:w16sdtfl="http://schemas.microsoft.com/office/word/2024/wordml/sdtformatlock" xmlns:w16se="http://schemas.microsoft.com/office/word/2015/wordml/symex" xmlns:wpg="http://schemas.microsoft.com/office/word/2010/wordprocessingGroup" xmlns:wpi="http://schemas.microsoft.com/office/word/2010/wordprocessingInk" xmlns:wne="http://schemas.microsoft.com/office/word/2006/wordml" xmlns:wps="http://schemas.microsoft.com/office/word/2010/wordprocessingShape" mc:Ignorable="w14 w15 w16se w16cid w16 w16cex w16sdtdh w16sdtfl w16du wp14">
   <w:p>
     <w:pPr>
       <w:pStyle w:val="Footer"/>
@@ -477,7 +494,7 @@
 </file>
 
 <file path=word/footer3.xml><?xml version="1.0" encoding="utf-8"?>
-<w:ftr xmlns:wpc="http://schemas.microsoft.com/office/word/2010/wordprocessingCanvas" xmlns:cx="http://schemas.microsoft.com/office/drawing/2014/chartex" xmlns:cx1="http://schemas.microsoft.com/office/drawing/2015/9/8/chartex" xmlns:cx2="http://schemas.microsoft.com/office/drawing/2015/10/21/chartex" xmlns:cx3="http://schemas.microsoft.com/office/drawing/2016/5/9/chartex" xmlns:cx4="http://schemas.microsoft.com/office/drawing/2016/5/10/chartex" xmlns:cx5="http://schemas.microsoft.com/office/drawing/2016/5/11/chartex" xmlns:cx6="http://schemas.microsoft.com/office/drawing/2016/5/12/chartex" xmlns:cx7="http://schemas.microsoft.com/office/drawing/2016/5/13/chartex" xmlns:cx8="http://schemas.microsoft.com/office/drawing/2016/5/14/chartex" xmlns:mc="http://schemas.openxmlformats.org/markup-compatibility/2006" xmlns:aink="http://schemas.microsoft.com/office/drawing/2016/ink" xmlns:am3d="http://schemas.microsoft.com/office/drawing/2017/model3d" xmlns:o="urn:schemas-microsoft-com:office:office" xmlns:oel="http://schemas.microsoft.com/office/2019/extlst" xmlns:r="http://schemas.openxmlformats.org/officeDocument/2006/relationships" xmlns:m="http://schemas.openxmlformats.org/officeDocument/2006/math" xmlns:v="urn:schemas-microsoft-com:vml" xmlns:wp14="http://schemas.microsoft.com/office/word/2010/wordprocessingDrawing" xmlns:wp="http://schemas.openxmlformats.org/drawingml/2006/wordprocessingDrawing" xmlns:w10="urn:schemas-microsoft-com:office:word" xmlns:w="http://schemas.openxmlformats.org/wordprocessingml/2006/main" xmlns:w14="http://schemas.microsoft.com/office/word/2010/wordml" xmlns:w15="http://schemas.microsoft.com/office/word/2012/wordml" xmlns:w16cex="http://schemas.microsoft.com/office/word/2018/wordml/cex" xmlns:w16cid="http://schemas.microsoft.com/office/word/2016/wordml/cid" xmlns:w16="http://schemas.microsoft.com/office/word/2018/wordml" xmlns:w16sdtdh="http://schemas.microsoft.com/office/word/2020/wordml/sdtdatahash" xmlns:w16se="http://schemas.microsoft.com/office/word/2015/wordml/symex" xmlns:wpg="http://schemas.microsoft.com/office/word/2010/wordprocessingGroup" xmlns:wpi="http://schemas.microsoft.com/office/word/2010/wordprocessingInk" xmlns:wne="http://schemas.microsoft.com/office/word/2006/wordml" xmlns:wps="http://schemas.microsoft.com/office/word/2010/wordprocessingShape" mc:Ignorable="w14 w15 w16se w16cid w16 w16cex w16sdtdh wp14">
+<w:ftr xmlns:wpc="http://schemas.microsoft.com/office/word/2010/wordprocessingCanvas" xmlns:cx="http://schemas.microsoft.com/office/drawing/2014/chartex" xmlns:cx1="http://schemas.microsoft.com/office/drawing/2015/9/8/chartex" xmlns:cx2="http://schemas.microsoft.com/office/drawing/2015/10/21/chartex" xmlns:cx3="http://schemas.microsoft.com/office/drawing/2016/5/9/chartex" xmlns:cx4="http://schemas.microsoft.com/office/drawing/2016/5/10/chartex" xmlns:cx5="http://schemas.microsoft.com/office/drawing/2016/5/11/chartex" xmlns:cx6="http://schemas.microsoft.com/office/drawing/2016/5/12/chartex" xmlns:cx7="http://schemas.microsoft.com/office/drawing/2016/5/13/chartex" xmlns:cx8="http://schemas.microsoft.com/office/drawing/2016/5/14/chartex" xmlns:mc="http://schemas.openxmlformats.org/markup-compatibility/2006" xmlns:aink="http://schemas.microsoft.com/office/drawing/2016/ink" xmlns:am3d="http://schemas.microsoft.com/office/drawing/2017/model3d" xmlns:o="urn:schemas-microsoft-com:office:office" xmlns:oel="http://schemas.microsoft.com/office/2019/extlst" xmlns:r="http://schemas.openxmlformats.org/officeDocument/2006/relationships" xmlns:m="http://schemas.openxmlformats.org/officeDocument/2006/math" xmlns:v="urn:schemas-microsoft-com:vml" xmlns:wp14="http://schemas.microsoft.com/office/word/2010/wordprocessingDrawing" xmlns:wp="http://schemas.openxmlformats.org/drawingml/2006/wordprocessingDrawing" xmlns:w10="urn:schemas-microsoft-com:office:word" xmlns:w="http://schemas.openxmlformats.org/wordprocessingml/2006/main" xmlns:w14="http://schemas.microsoft.com/office/word/2010/wordml" xmlns:w15="http://schemas.microsoft.com/office/word/2012/wordml" xmlns:w16cex="http://schemas.microsoft.com/office/word/2018/wordml/cex" xmlns:w16cid="http://schemas.microsoft.com/office/word/2016/wordml/cid" xmlns:w16="http://schemas.microsoft.com/office/word/2018/wordml" xmlns:w16du="http://schemas.microsoft.com/office/word/2023/wordml/word16du" xmlns:w16sdtdh="http://schemas.microsoft.com/office/word/2020/wordml/sdtdatahash" xmlns:w16sdtfl="http://schemas.microsoft.com/office/word/2024/wordml/sdtformatlock" xmlns:w16se="http://schemas.microsoft.com/office/word/2015/wordml/symex" xmlns:wpg="http://schemas.microsoft.com/office/word/2010/wordprocessingGroup" xmlns:wpi="http://schemas.microsoft.com/office/word/2010/wordprocessingInk" xmlns:wne="http://schemas.microsoft.com/office/word/2006/wordml" xmlns:wps="http://schemas.microsoft.com/office/word/2010/wordprocessingShape" mc:Ignorable="w14 w15 w16se w16cid w16 w16cex w16sdtdh w16sdtfl w16du wp14">
   <w:p>
     <w:pPr>
       <w:pStyle w:val="Footer"/>
@@ -487,7 +504,7 @@
 </file>
 
 <file path=word/footnotes.xml><?xml version="1.0" encoding="utf-8"?>
-<w:footnotes xmlns:wpc="http://schemas.microsoft.com/office/word/2010/wordprocessingCanvas" xmlns:cx="http://schemas.microsoft.com/office/drawing/2014/chartex" xmlns:cx1="http://schemas.microsoft.com/office/drawing/2015/9/8/chartex" xmlns:cx2="http://schemas.microsoft.com/office/drawing/2015/10/21/chartex" xmlns:cx3="http://schemas.microsoft.com/office/drawing/2016/5/9/chartex" xmlns:cx4="http://schemas.microsoft.com/office/drawing/2016/5/10/chartex" xmlns:cx5="http://schemas.microsoft.com/office/drawing/2016/5/11/chartex" xmlns:cx6="http://schemas.microsoft.com/office/drawing/2016/5/12/chartex" xmlns:cx7="http://schemas.microsoft.com/office/drawing/2016/5/13/chartex" xmlns:cx8="http://schemas.microsoft.com/office/drawing/2016/5/14/chartex" xmlns:mc="http://schemas.openxmlformats.org/markup-compatibility/2006" xmlns:aink="http://schemas.microsoft.com/office/drawing/2016/ink" xmlns:am3d="http://schemas.microsoft.com/office/drawing/2017/model3d" xmlns:o="urn:schemas-microsoft-com:office:office" xmlns:oel="http://schemas.microsoft.com/office/2019/extlst" xmlns:r="http://schemas.openxmlformats.org/officeDocument/2006/relationships" xmlns:m="http://schemas.openxmlformats.org/officeDocument/2006/math" xmlns:v="urn:schemas-microsoft-com:vml" xmlns:wp14="http://schemas.microsoft.com/office/word/2010/wordprocessingDrawing" xmlns:wp="http://schemas.openxmlformats.org/drawingml/2006/wordprocessingDrawing" xmlns:w10="urn:schemas-microsoft-com:office:word" xmlns:w="http://schemas.openxmlformats.org/wordprocessingml/2006/main" xmlns:w14="http://schemas.microsoft.com/office/word/2010/wordml" xmlns:w15="http://schemas.microsoft.com/office/word/2012/wordml" xmlns:w16cex="http://schemas.microsoft.com/office/word/2018/wordml/cex" xmlns:w16cid="http://schemas.microsoft.com/office/word/2016/wordml/cid" xmlns:w16="http://schemas.microsoft.com/office/word/2018/wordml" xmlns:w16sdtdh="http://schemas.microsoft.com/office/word/2020/wordml/sdtdatahash" xmlns:w16se="http://schemas.microsoft.com/office/word/2015/wordml/symex" xmlns:wpg="http://schemas.microsoft.com/office/word/2010/wordprocessingGroup" xmlns:wpi="http://schemas.microsoft.com/office/word/2010/wordprocessingInk" xmlns:wne="http://schemas.microsoft.com/office/word/2006/wordml" xmlns:wps="http://schemas.microsoft.com/office/word/2010/wordprocessingShape" mc:Ignorable="w14 w15 w16se w16cid w16 w16cex w16sdtdh wp14">
+<w:footnotes xmlns:wpc="http://schemas.microsoft.com/office/word/2010/wordprocessingCanvas" xmlns:cx="http://schemas.microsoft.com/office/drawing/2014/chartex" xmlns:cx1="http://schemas.microsoft.com/office/drawing/2015/9/8/chartex" xmlns:cx2="http://schemas.microsoft.com/office/drawing/2015/10/21/chartex" xmlns:cx3="http://schemas.microsoft.com/office/drawing/2016/5/9/chartex" xmlns:cx4="http://schemas.microsoft.com/office/drawing/2016/5/10/chartex" xmlns:cx5="http://schemas.microsoft.com/office/drawing/2016/5/11/chartex" xmlns:cx6="http://schemas.microsoft.com/office/drawing/2016/5/12/chartex" xmlns:cx7="http://schemas.microsoft.com/office/drawing/2016/5/13/chartex" xmlns:cx8="http://schemas.microsoft.com/office/drawing/2016/5/14/chartex" xmlns:mc="http://schemas.openxmlformats.org/markup-compatibility/2006" xmlns:aink="http://schemas.microsoft.com/office/drawing/2016/ink" xmlns:am3d="http://schemas.microsoft.com/office/drawing/2017/model3d" xmlns:o="urn:schemas-microsoft-com:office:office" xmlns:oel="http://schemas.microsoft.com/office/2019/extlst" xmlns:r="http://schemas.openxmlformats.org/officeDocument/2006/relationships" xmlns:m="http://schemas.openxmlformats.org/officeDocument/2006/math" xmlns:v="urn:schemas-microsoft-com:vml" xmlns:wp14="http://schemas.microsoft.com/office/word/2010/wordprocessingDrawing" xmlns:wp="http://schemas.openxmlformats.org/drawingml/2006/wordprocessingDrawing" xmlns:w10="urn:schemas-microsoft-com:office:word" xmlns:w="http://schemas.openxmlformats.org/wordprocessingml/2006/main" xmlns:w14="http://schemas.microsoft.com/office/word/2010/wordml" xmlns:w15="http://schemas.microsoft.com/office/word/2012/wordml" xmlns:w16cex="http://schemas.microsoft.com/office/word/2018/wordml/cex" xmlns:w16cid="http://schemas.microsoft.com/office/word/2016/wordml/cid" xmlns:w16="http://schemas.microsoft.com/office/word/2018/wordml" xmlns:w16du="http://schemas.microsoft.com/office/word/2023/wordml/word16du" xmlns:w16sdtdh="http://schemas.microsoft.com/office/word/2020/wordml/sdtdatahash" xmlns:w16sdtfl="http://schemas.microsoft.com/office/word/2024/wordml/sdtformatlock" xmlns:w16se="http://schemas.microsoft.com/office/word/2015/wordml/symex" xmlns:wpg="http://schemas.microsoft.com/office/word/2010/wordprocessingGroup" xmlns:wpi="http://schemas.microsoft.com/office/word/2010/wordprocessingInk" xmlns:wne="http://schemas.microsoft.com/office/word/2006/wordml" xmlns:wps="http://schemas.microsoft.com/office/word/2010/wordprocessingShape" mc:Ignorable="w14 w15 w16se w16cid w16 w16cex w16sdtdh w16sdtfl w16du wp14">
   <w:footnote w:type="separator" w:id="-1">
     <w:p>
       <w:pPr>
@@ -512,7 +529,7 @@
 </file>
 
 <file path=word/header1.xml><?xml version="1.0" encoding="utf-8"?>
-<w:hdr xmlns:wpc="http://schemas.microsoft.com/office/word/2010/wordprocessingCanvas" xmlns:cx="http://schemas.microsoft.com/office/drawing/2014/chartex" xmlns:cx1="http://schemas.microsoft.com/office/drawing/2015/9/8/chartex" xmlns:cx2="http://schemas.microsoft.com/office/drawing/2015/10/21/chartex" xmlns:cx3="http://schemas.microsoft.com/office/drawing/2016/5/9/chartex" xmlns:cx4="http://schemas.microsoft.com/office/drawing/2016/5/10/chartex" xmlns:cx5="http://schemas.microsoft.com/office/drawing/2016/5/11/chartex" xmlns:cx6="http://schemas.microsoft.com/office/drawing/2016/5/12/chartex" xmlns:cx7="http://schemas.microsoft.com/office/drawing/2016/5/13/chartex" xmlns:cx8="http://schemas.microsoft.com/office/drawing/2016/5/14/chartex" xmlns:mc="http://schemas.openxmlformats.org/markup-compatibility/2006" xmlns:aink="http://schemas.microsoft.com/office/drawing/2016/ink" xmlns:am3d="http://schemas.microsoft.com/office/drawing/2017/model3d" xmlns:o="urn:schemas-microsoft-com:office:office" xmlns:oel="http://schemas.microsoft.com/office/2019/extlst" xmlns:r="http://schemas.openxmlformats.org/officeDocument/2006/relationships" xmlns:m="http://schemas.openxmlformats.org/officeDocument/2006/math" xmlns:v="urn:schemas-microsoft-com:vml" xmlns:wp14="http://schemas.microsoft.com/office/word/2010/wordprocessingDrawing" xmlns:wp="http://schemas.openxmlformats.org/drawingml/2006/wordprocessingDrawing" xmlns:w10="urn:schemas-microsoft-com:office:word" xmlns:w="http://schemas.openxmlformats.org/wordprocessingml/2006/main" xmlns:w14="http://schemas.microsoft.com/office/word/2010/wordml" xmlns:w15="http://schemas.microsoft.com/office/word/2012/wordml" xmlns:w16cex="http://schemas.microsoft.com/office/word/2018/wordml/cex" xmlns:w16cid="http://schemas.microsoft.com/office/word/2016/wordml/cid" xmlns:w16="http://schemas.microsoft.com/office/word/2018/wordml" xmlns:w16sdtdh="http://schemas.microsoft.com/office/word/2020/wordml/sdtdatahash" xmlns:w16se="http://schemas.microsoft.com/office/word/2015/wordml/symex" xmlns:wpg="http://schemas.microsoft.com/office/word/2010/wordprocessingGroup" xmlns:wpi="http://schemas.microsoft.com/office/word/2010/wordprocessingInk" xmlns:wne="http://schemas.microsoft.com/office/word/2006/wordml" xmlns:wps="http://schemas.microsoft.com/office/word/2010/wordprocessingShape" mc:Ignorable="w14 w15 w16se w16cid w16 w16cex w16sdtdh wp14">
+<w:hdr xmlns:wpc="http://schemas.microsoft.com/office/word/2010/wordprocessingCanvas" xmlns:cx="http://schemas.microsoft.com/office/drawing/2014/chartex" xmlns:cx1="http://schemas.microsoft.com/office/drawing/2015/9/8/chartex" xmlns:cx2="http://schemas.microsoft.com/office/drawing/2015/10/21/chartex" xmlns:cx3="http://schemas.microsoft.com/office/drawing/2016/5/9/chartex" xmlns:cx4="http://schemas.microsoft.com/office/drawing/2016/5/10/chartex" xmlns:cx5="http://schemas.microsoft.com/office/drawing/2016/5/11/chartex" xmlns:cx6="http://schemas.microsoft.com/office/drawing/2016/5/12/chartex" xmlns:cx7="http://schemas.microsoft.com/office/drawing/2016/5/13/chartex" xmlns:cx8="http://schemas.microsoft.com/office/drawing/2016/5/14/chartex" xmlns:mc="http://schemas.openxmlformats.org/markup-compatibility/2006" xmlns:aink="http://schemas.microsoft.com/office/drawing/2016/ink" xmlns:am3d="http://schemas.microsoft.com/office/drawing/2017/model3d" xmlns:o="urn:schemas-microsoft-com:office:office" xmlns:oel="http://schemas.microsoft.com/office/2019/extlst" xmlns:r="http://schemas.openxmlformats.org/officeDocument/2006/relationships" xmlns:m="http://schemas.openxmlformats.org/officeDocument/2006/math" xmlns:v="urn:schemas-microsoft-com:vml" xmlns:wp14="http://schemas.microsoft.com/office/word/2010/wordprocessingDrawing" xmlns:wp="http://schemas.openxmlformats.org/drawingml/2006/wordprocessingDrawing" xmlns:w10="urn:schemas-microsoft-com:office:word" xmlns:w="http://schemas.openxmlformats.org/wordprocessingml/2006/main" xmlns:w14="http://schemas.microsoft.com/office/word/2010/wordml" xmlns:w15="http://schemas.microsoft.com/office/word/2012/wordml" xmlns:w16cex="http://schemas.microsoft.com/office/word/2018/wordml/cex" xmlns:w16cid="http://schemas.microsoft.com/office/word/2016/wordml/cid" xmlns:w16="http://schemas.microsoft.com/office/word/2018/wordml" xmlns:w16du="http://schemas.microsoft.com/office/word/2023/wordml/word16du" xmlns:w16sdtdh="http://schemas.microsoft.com/office/word/2020/wordml/sdtdatahash" xmlns:w16sdtfl="http://schemas.microsoft.com/office/word/2024/wordml/sdtformatlock" xmlns:w16se="http://schemas.microsoft.com/office/word/2015/wordml/symex" xmlns:wpg="http://schemas.microsoft.com/office/word/2010/wordprocessingGroup" xmlns:wpi="http://schemas.microsoft.com/office/word/2010/wordprocessingInk" xmlns:wne="http://schemas.microsoft.com/office/word/2006/wordml" xmlns:wps="http://schemas.microsoft.com/office/word/2010/wordprocessingShape" mc:Ignorable="w14 w15 w16se w16cid w16 w16cex w16sdtdh w16sdtfl w16du wp14">
   <w:p>
     <w:pPr>
       <w:pStyle w:val="Header"/>
@@ -522,7 +539,7 @@
 </file>
 
 <file path=word/header2.xml><?xml version="1.0" encoding="utf-8"?>
-<w:hdr xmlns:wpc="http://schemas.microsoft.com/office/word/2010/wordprocessingCanvas" xmlns:cx="http://schemas.microsoft.com/office/drawing/2014/chartex" xmlns:cx1="http://schemas.microsoft.com/office/drawing/2015/9/8/chartex" xmlns:cx2="http://schemas.microsoft.com/office/drawing/2015/10/21/chartex" xmlns:cx3="http://schemas.microsoft.com/office/drawing/2016/5/9/chartex" xmlns:cx4="http://schemas.microsoft.com/office/drawing/2016/5/10/chartex" xmlns:cx5="http://schemas.microsoft.com/office/drawing/2016/5/11/chartex" xmlns:cx6="http://schemas.microsoft.com/office/drawing/2016/5/12/chartex" xmlns:cx7="http://schemas.microsoft.com/office/drawing/2016/5/13/chartex" xmlns:cx8="http://schemas.microsoft.com/office/drawing/2016/5/14/chartex" xmlns:mc="http://schemas.openxmlformats.org/markup-compatibility/2006" xmlns:aink="http://schemas.microsoft.com/office/drawing/2016/ink" xmlns:am3d="http://schemas.microsoft.com/office/drawing/2017/model3d" xmlns:o="urn:schemas-microsoft-com:office:office" xmlns:oel="http://schemas.microsoft.com/office/2019/extlst" xmlns:r="http://schemas.openxmlformats.org/officeDocument/2006/relationships" xmlns:m="http://schemas.openxmlformats.org/officeDocument/2006/math" xmlns:v="urn:schemas-microsoft-com:vml" xmlns:wp14="http://schemas.microsoft.com/office/word/2010/wordprocessingDrawing" xmlns:wp="http://schemas.openxmlformats.org/drawingml/2006/wordprocessingDrawing" xmlns:w10="urn:schemas-microsoft-com:office:word" xmlns:w="http://schemas.openxmlformats.org/wordprocessingml/2006/main" xmlns:w14="http://schemas.microsoft.com/office/word/2010/wordml" xmlns:w15="http://schemas.microsoft.com/office/word/2012/wordml" xmlns:w16cex="http://schemas.microsoft.com/office/word/2018/wordml/cex" xmlns:w16cid="http://schemas.microsoft.com/office/word/2016/wordml/cid" xmlns:w16="http://schemas.microsoft.com/office/word/2018/wordml" xmlns:w16sdtdh="http://schemas.microsoft.com/office/word/2020/wordml/sdtdatahash" xmlns:w16se="http://schemas.microsoft.com/office/word/2015/wordml/symex" xmlns:wpg="http://schemas.microsoft.com/office/word/2010/wordprocessingGroup" xmlns:wpi="http://schemas.microsoft.com/office/word/2010/wordprocessingInk" xmlns:wne="http://schemas.microsoft.com/office/word/2006/wordml" xmlns:wps="http://schemas.microsoft.com/office/word/2010/wordprocessingShape" mc:Ignorable="w14 w15 w16se w16cid w16 w16cex w16sdtdh wp14">
+<w:hdr xmlns:wpc="http://schemas.microsoft.com/office/word/2010/wordprocessingCanvas" xmlns:cx="http://schemas.microsoft.com/office/drawing/2014/chartex" xmlns:cx1="http://schemas.microsoft.com/office/drawing/2015/9/8/chartex" xmlns:cx2="http://schemas.microsoft.com/office/drawing/2015/10/21/chartex" xmlns:cx3="http://schemas.microsoft.com/office/drawing/2016/5/9/chartex" xmlns:cx4="http://schemas.microsoft.com/office/drawing/2016/5/10/chartex" xmlns:cx5="http://schemas.microsoft.com/office/drawing/2016/5/11/chartex" xmlns:cx6="http://schemas.microsoft.com/office/drawing/2016/5/12/chartex" xmlns:cx7="http://schemas.microsoft.com/office/drawing/2016/5/13/chartex" xmlns:cx8="http://schemas.microsoft.com/office/drawing/2016/5/14/chartex" xmlns:mc="http://schemas.openxmlformats.org/markup-compatibility/2006" xmlns:aink="http://schemas.microsoft.com/office/drawing/2016/ink" xmlns:am3d="http://schemas.microsoft.com/office/drawing/2017/model3d" xmlns:o="urn:schemas-microsoft-com:office:office" xmlns:oel="http://schemas.microsoft.com/office/2019/extlst" xmlns:r="http://schemas.openxmlformats.org/officeDocument/2006/relationships" xmlns:m="http://schemas.openxmlformats.org/officeDocument/2006/math" xmlns:v="urn:schemas-microsoft-com:vml" xmlns:wp14="http://schemas.microsoft.com/office/word/2010/wordprocessingDrawing" xmlns:wp="http://schemas.openxmlformats.org/drawingml/2006/wordprocessingDrawing" xmlns:w10="urn:schemas-microsoft-com:office:word" xmlns:w="http://schemas.openxmlformats.org/wordprocessingml/2006/main" xmlns:w14="http://schemas.microsoft.com/office/word/2010/wordml" xmlns:w15="http://schemas.microsoft.com/office/word/2012/wordml" xmlns:w16cex="http://schemas.microsoft.com/office/word/2018/wordml/cex" xmlns:w16cid="http://schemas.microsoft.com/office/word/2016/wordml/cid" xmlns:w16="http://schemas.microsoft.com/office/word/2018/wordml" xmlns:w16du="http://schemas.microsoft.com/office/word/2023/wordml/word16du" xmlns:w16sdtdh="http://schemas.microsoft.com/office/word/2020/wordml/sdtdatahash" xmlns:w16sdtfl="http://schemas.microsoft.com/office/word/2024/wordml/sdtformatlock" xmlns:w16se="http://schemas.microsoft.com/office/word/2015/wordml/symex" xmlns:wpg="http://schemas.microsoft.com/office/word/2010/wordprocessingGroup" xmlns:wpi="http://schemas.microsoft.com/office/word/2010/wordprocessingInk" xmlns:wne="http://schemas.microsoft.com/office/word/2006/wordml" xmlns:wps="http://schemas.microsoft.com/office/word/2010/wordprocessingShape" mc:Ignorable="w14 w15 w16se w16cid w16 w16cex w16sdtdh w16sdtfl w16du wp14">
   <w:p>
     <w:pPr>
       <w:pStyle w:val="Header"/>
@@ -533,7 +550,7 @@
 </file>
 
 <file path=word/header3.xml><?xml version="1.0" encoding="utf-8"?>
-<w:hdr xmlns:wpc="http://schemas.microsoft.com/office/word/2010/wordprocessingCanvas" xmlns:cx="http://schemas.microsoft.com/office/drawing/2014/chartex" xmlns:cx1="http://schemas.microsoft.com/office/drawing/2015/9/8/chartex" xmlns:cx2="http://schemas.microsoft.com/office/drawing/2015/10/21/chartex" xmlns:cx3="http://schemas.microsoft.com/office/drawing/2016/5/9/chartex" xmlns:cx4="http://schemas.microsoft.com/office/drawing/2016/5/10/chartex" xmlns:cx5="http://schemas.microsoft.com/office/drawing/2016/5/11/chartex" xmlns:cx6="http://schemas.microsoft.com/office/drawing/2016/5/12/chartex" xmlns:cx7="http://schemas.microsoft.com/office/drawing/2016/5/13/chartex" xmlns:cx8="http://schemas.microsoft.com/office/drawing/2016/5/14/chartex" xmlns:mc="http://schemas.openxmlformats.org/markup-compatibility/2006" xmlns:aink="http://schemas.microsoft.com/office/drawing/2016/ink" xmlns:am3d="http://schemas.microsoft.com/office/drawing/2017/model3d" xmlns:o="urn:schemas-microsoft-com:office:office" xmlns:oel="http://schemas.microsoft.com/office/2019/extlst" xmlns:r="http://schemas.openxmlformats.org/officeDocument/2006/relationships" xmlns:m="http://schemas.openxmlformats.org/officeDocument/2006/math" xmlns:v="urn:schemas-microsoft-com:vml" xmlns:wp14="http://schemas.microsoft.com/office/word/2010/wordprocessingDrawing" xmlns:wp="http://schemas.openxmlformats.org/drawingml/2006/wordprocessingDrawing" xmlns:w10="urn:schemas-microsoft-com:office:word" xmlns:w="http://schemas.openxmlformats.org/wordprocessingml/2006/main" xmlns:w14="http://schemas.microsoft.com/office/word/2010/wordml" xmlns:w15="http://schemas.microsoft.com/office/word/2012/wordml" xmlns:w16cex="http://schemas.microsoft.com/office/word/2018/wordml/cex" xmlns:w16cid="http://schemas.microsoft.com/office/word/2016/wordml/cid" xmlns:w16="http://schemas.microsoft.com/office/word/2018/wordml" xmlns:w16sdtdh="http://schemas.microsoft.com/office/word/2020/wordml/sdtdatahash" xmlns:w16se="http://schemas.microsoft.com/office/word/2015/wordml/symex" xmlns:wpg="http://schemas.microsoft.com/office/word/2010/wordprocessingGroup" xmlns:wpi="http://schemas.microsoft.com/office/word/2010/wordprocessingInk" xmlns:wne="http://schemas.microsoft.com/office/word/2006/wordml" xmlns:wps="http://schemas.microsoft.com/office/word/2010/wordprocessingShape" mc:Ignorable="w14 w15 w16se w16cid w16 w16cex w16sdtdh wp14">
+<w:hdr xmlns:wpc="http://schemas.microsoft.com/office/word/2010/wordprocessingCanvas" xmlns:cx="http://schemas.microsoft.com/office/drawing/2014/chartex" xmlns:cx1="http://schemas.microsoft.com/office/drawing/2015/9/8/chartex" xmlns:cx2="http://schemas.microsoft.com/office/drawing/2015/10/21/chartex" xmlns:cx3="http://schemas.microsoft.com/office/drawing/2016/5/9/chartex" xmlns:cx4="http://schemas.microsoft.com/office/drawing/2016/5/10/chartex" xmlns:cx5="http://schemas.microsoft.com/office/drawing/2016/5/11/chartex" xmlns:cx6="http://schemas.microsoft.com/office/drawing/2016/5/12/chartex" xmlns:cx7="http://schemas.microsoft.com/office/drawing/2016/5/13/chartex" xmlns:cx8="http://schemas.microsoft.com/office/drawing/2016/5/14/chartex" xmlns:mc="http://schemas.openxmlformats.org/markup-compatibility/2006" xmlns:aink="http://schemas.microsoft.com/office/drawing/2016/ink" xmlns:am3d="http://schemas.microsoft.com/office/drawing/2017/model3d" xmlns:o="urn:schemas-microsoft-com:office:office" xmlns:oel="http://schemas.microsoft.com/office/2019/extlst" xmlns:r="http://schemas.openxmlformats.org/officeDocument/2006/relationships" xmlns:m="http://schemas.openxmlformats.org/officeDocument/2006/math" xmlns:v="urn:schemas-microsoft-com:vml" xmlns:wp14="http://schemas.microsoft.com/office/word/2010/wordprocessingDrawing" xmlns:wp="http://schemas.openxmlformats.org/drawingml/2006/wordprocessingDrawing" xmlns:w10="urn:schemas-microsoft-com:office:word" xmlns:w="http://schemas.openxmlformats.org/wordprocessingml/2006/main" xmlns:w14="http://schemas.microsoft.com/office/word/2010/wordml" xmlns:w15="http://schemas.microsoft.com/office/word/2012/wordml" xmlns:w16cex="http://schemas.microsoft.com/office/word/2018/wordml/cex" xmlns:w16cid="http://schemas.microsoft.com/office/word/2016/wordml/cid" xmlns:w16="http://schemas.microsoft.com/office/word/2018/wordml" xmlns:w16du="http://schemas.microsoft.com/office/word/2023/wordml/word16du" xmlns:w16sdtdh="http://schemas.microsoft.com/office/word/2020/wordml/sdtdatahash" xmlns:w16sdtfl="http://schemas.microsoft.com/office/word/2024/wordml/sdtformatlock" xmlns:w16se="http://schemas.microsoft.com/office/word/2015/wordml/symex" xmlns:wpg="http://schemas.microsoft.com/office/word/2010/wordprocessingGroup" xmlns:wpi="http://schemas.microsoft.com/office/word/2010/wordprocessingInk" xmlns:wne="http://schemas.microsoft.com/office/word/2006/wordml" xmlns:wps="http://schemas.microsoft.com/office/word/2010/wordprocessingShape" mc:Ignorable="w14 w15 w16se w16cid w16 w16cex w16sdtdh w16sdtfl w16du wp14">
   <w:p>
     <w:pPr>
       <w:pStyle w:val="Header"/>
@@ -542,7 +559,7 @@
     <w:r>
       <w:tab/>
       <w:tab/>
-      <w:t>2026-06-17</w:t>
+      <w:t>2026-06-18</w:t>
       <w:br/>
       <w:br/>
     </w:r>
@@ -555,7 +572,7 @@
 </file>
 
 <file path=word/numbering.xml><?xml version="1.0" encoding="utf-8"?>
-<w:numbering xmlns:wpc="http://schemas.microsoft.com/office/word/2010/wordprocessingCanvas" xmlns:cx="http://schemas.microsoft.com/office/drawing/2014/chartex" xmlns:cx1="http://schemas.microsoft.com/office/drawing/2015/9/8/chartex" xmlns:cx2="http://schemas.microsoft.com/office/drawing/2015/10/21/chartex" xmlns:cx3="http://schemas.microsoft.com/office/drawing/2016/5/9/chartex" xmlns:cx4="http://schemas.microsoft.com/office/drawing/2016/5/10/chartex" xmlns:cx5="http://schemas.microsoft.com/office/drawing/2016/5/11/chartex" xmlns:cx6="http://schemas.microsoft.com/office/drawing/2016/5/12/chartex" xmlns:cx7="http://schemas.microsoft.com/office/drawing/2016/5/13/chartex" xmlns:cx8="http://schemas.microsoft.com/office/drawing/2016/5/14/chartex" xmlns:mc="http://schemas.openxmlformats.org/markup-compatibility/2006" xmlns:aink="http://schemas.microsoft.com/office/drawing/2016/ink" xmlns:am3d="http://schemas.microsoft.com/office/drawing/2017/model3d" xmlns:o="urn:schemas-microsoft-com:office:office" xmlns:oel="http://schemas.microsoft.com/office/2019/extlst" xmlns:r="http://schemas.openxmlformats.org/officeDocument/2006/relationships" xmlns:m="http://schemas.openxmlformats.org/officeDocument/2006/math" xmlns:v="urn:schemas-microsoft-com:vml" xmlns:wp14="http://schemas.microsoft.com/office/word/2010/wordprocessingDrawing" xmlns:wp="http://schemas.openxmlformats.org/drawingml/2006/wordprocessingDrawing" xmlns:w10="urn:schemas-microsoft-com:office:word" xmlns:w="http://schemas.openxmlformats.org/wordprocessingml/2006/main" xmlns:w14="http://schemas.microsoft.com/office/word/2010/wordml" xmlns:w15="http://schemas.microsoft.com/office/word/2012/wordml" xmlns:w16cex="http://schemas.microsoft.com/office/word/2018/wordml/cex" xmlns:w16cid="http://schemas.microsoft.com/office/word/2016/wordml/cid" xmlns:w16="http://schemas.microsoft.com/office/word/2018/wordml" xmlns:w16sdtdh="http://schemas.microsoft.com/office/word/2020/wordml/sdtdatahash" xmlns:w16se="http://schemas.microsoft.com/office/word/2015/wordml/symex" xmlns:wpg="http://schemas.microsoft.com/office/word/2010/wordprocessingGroup" xmlns:wpi="http://schemas.microsoft.com/office/word/2010/wordprocessingInk" xmlns:wne="http://schemas.microsoft.com/office/word/2006/wordml" xmlns:wps="http://schemas.microsoft.com/office/word/2010/wordprocessingShape" mc:Ignorable="w14 w15 w16se w16cid w16 w16cex w16sdtdh wp14">
+<w:numbering xmlns:wpc="http://schemas.microsoft.com/office/word/2010/wordprocessingCanvas" xmlns:cx="http://schemas.microsoft.com/office/drawing/2014/chartex" xmlns:cx1="http://schemas.microsoft.com/office/drawing/2015/9/8/chartex" xmlns:cx2="http://schemas.microsoft.com/office/drawing/2015/10/21/chartex" xmlns:cx3="http://schemas.microsoft.com/office/drawing/2016/5/9/chartex" xmlns:cx4="http://schemas.microsoft.com/office/drawing/2016/5/10/chartex" xmlns:cx5="http://schemas.microsoft.com/office/drawing/2016/5/11/chartex" xmlns:cx6="http://schemas.microsoft.com/office/drawing/2016/5/12/chartex" xmlns:cx7="http://schemas.microsoft.com/office/drawing/2016/5/13/chartex" xmlns:cx8="http://schemas.microsoft.com/office/drawing/2016/5/14/chartex" xmlns:mc="http://schemas.openxmlformats.org/markup-compatibility/2006" xmlns:aink="http://schemas.microsoft.com/office/drawing/2016/ink" xmlns:am3d="http://schemas.microsoft.com/office/drawing/2017/model3d" xmlns:o="urn:schemas-microsoft-com:office:office" xmlns:oel="http://schemas.microsoft.com/office/2019/extlst" xmlns:r="http://schemas.openxmlformats.org/officeDocument/2006/relationships" xmlns:m="http://schemas.openxmlformats.org/officeDocument/2006/math" xmlns:v="urn:schemas-microsoft-com:vml" xmlns:wp14="http://schemas.microsoft.com/office/word/2010/wordprocessingDrawing" xmlns:wp="http://schemas.openxmlformats.org/drawingml/2006/wordprocessingDrawing" xmlns:w10="urn:schemas-microsoft-com:office:word" xmlns:w="http://schemas.openxmlformats.org/wordprocessingml/2006/main" xmlns:w14="http://schemas.microsoft.com/office/word/2010/wordml" xmlns:w15="http://schemas.microsoft.com/office/word/2012/wordml" xmlns:w16cex="http://schemas.microsoft.com/office/word/2018/wordml/cex" xmlns:w16cid="http://schemas.microsoft.com/office/word/2016/wordml/cid" xmlns:w16="http://schemas.microsoft.com/office/word/2018/wordml" xmlns:w16du="http://schemas.microsoft.com/office/word/2023/wordml/word16du" xmlns:w16sdtdh="http://schemas.microsoft.com/office/word/2020/wordml/sdtdatahash" xmlns:w16sdtfl="http://schemas.microsoft.com/office/word/2024/wordml/sdtformatlock" xmlns:w16se="http://schemas.microsoft.com/office/word/2015/wordml/symex" xmlns:wpg="http://schemas.microsoft.com/office/word/2010/wordprocessingGroup" xmlns:wpi="http://schemas.microsoft.com/office/word/2010/wordprocessingInk" xmlns:wne="http://schemas.microsoft.com/office/word/2006/wordml" xmlns:wps="http://schemas.microsoft.com/office/word/2010/wordprocessingShape" mc:Ignorable="w14 w15 w16se w16cid w16 w16cex w16sdtdh w16sdtfl w16du wp14">
   <w:abstractNum w:abstractNumId="0" w15:restartNumberingAfterBreak="0">
     <w:nsid w:val="FFFFFF7C"/>
     <w:multiLevelType w:val="singleLevel"/>
@@ -758,7 +775,7 @@
 </file>
 
 <file path=word/styles.xml><?xml version="1.0" encoding="utf-8"?>
-<w:styles xmlns:mc="http://schemas.openxmlformats.org/markup-compatibility/2006" xmlns:r="http://schemas.openxmlformats.org/officeDocument/2006/relationships" xmlns:w="http://schemas.openxmlformats.org/wordprocessingml/2006/main" xmlns:w14="http://schemas.microsoft.com/office/word/2010/wordml" xmlns:w15="http://schemas.microsoft.com/office/word/2012/wordml" xmlns:w16cex="http://schemas.microsoft.com/office/word/2018/wordml/cex" xmlns:w16cid="http://schemas.microsoft.com/office/word/2016/wordml/cid" xmlns:w16="http://schemas.microsoft.com/office/word/2018/wordml" xmlns:w16sdtdh="http://schemas.microsoft.com/office/word/2020/wordml/sdtdatahash" xmlns:w16se="http://schemas.microsoft.com/office/word/2015/wordml/symex" mc:Ignorable="w14 w15 w16se w16cid w16 w16cex w16sdtdh">
+<w:styles xmlns:mc="http://schemas.openxmlformats.org/markup-compatibility/2006" xmlns:r="http://schemas.openxmlformats.org/officeDocument/2006/relationships" xmlns:w="http://schemas.openxmlformats.org/wordprocessingml/2006/main" xmlns:w14="http://schemas.microsoft.com/office/word/2010/wordml" xmlns:w15="http://schemas.microsoft.com/office/word/2012/wordml" xmlns:w16cex="http://schemas.microsoft.com/office/word/2018/wordml/cex" xmlns:w16cid="http://schemas.microsoft.com/office/word/2016/wordml/cid" xmlns:w16="http://schemas.microsoft.com/office/word/2018/wordml" xmlns:w16du="http://schemas.microsoft.com/office/word/2023/wordml/word16du" xmlns:w16sdtdh="http://schemas.microsoft.com/office/word/2020/wordml/sdtdatahash" xmlns:w16sdtfl="http://schemas.microsoft.com/office/word/2024/wordml/sdtformatlock" xmlns:w16se="http://schemas.microsoft.com/office/word/2015/wordml/symex" mc:Ignorable="w14 w15 w16se w16cid w16 w16cex w16sdtdh w16sdtfl w16du">
   <w:docDefaults>
     <w:rPrDefault>
       <w:rPr>
@@ -1516,7 +1533,7 @@
     <w:link w:val="TitleChar"/>
     <w:uiPriority w:val="10"/>
     <w:qFormat/>
-    <w:rsid w:val="007106C8"/>
+    <w:rsid w:val="00E854FA"/>
     <w:pPr>
       <w:spacing w:after="300" w:line="240" w:lineRule="auto"/>
       <w:contextualSpacing/>
@@ -1526,7 +1543,7 @@
       <w:rFonts w:eastAsiaTheme="majorEastAsia" w:cstheme="majorBidi"/>
       <w:spacing w:val="5"/>
       <w:kern w:val="28"/>
-      <w:sz w:val="52"/>
+      <w:sz w:val="40"/>
       <w:szCs w:val="52"/>
       <w:lang w:val="sv-SE" w:eastAsia="en-US" w:bidi="ar-SA"/>
     </w:rPr>
@@ -1536,12 +1553,12 @@
     <w:basedOn w:val="DefaultParagraphFont"/>
     <w:link w:val="Title"/>
     <w:uiPriority w:val="10"/>
-    <w:rsid w:val="007106C8"/>
+    <w:rsid w:val="00E854FA"/>
     <w:rPr>
       <w:rFonts w:ascii="Times New Roman" w:eastAsiaTheme="majorEastAsia" w:hAnsi="Times New Roman" w:cstheme="majorBidi"/>
       <w:spacing w:val="5"/>
       <w:kern w:val="28"/>
-      <w:sz w:val="52"/>
+      <w:sz w:val="40"/>
       <w:szCs w:val="52"/>
       <w:lang w:val="sv-SE" w:eastAsia="en-US" w:bidi="ar-SA"/>
     </w:rPr>

--- a/tillsyn/A 62522-2025 tillsynsbegäran.docx
+++ b/tillsyn/A 62522-2025 tillsynsbegäran.docx
@@ -559,7 +559,7 @@
     <w:r>
       <w:tab/>
       <w:tab/>
-      <w:t>2026-06-18</w:t>
+      <w:t>2026-06-19</w:t>
       <w:br/>
       <w:br/>
     </w:r>

--- a/tillsyn/A 62522-2025 tillsynsbegäran.docx
+++ b/tillsyn/A 62522-2025 tillsynsbegäran.docx
@@ -559,7 +559,7 @@
     <w:r>
       <w:tab/>
       <w:tab/>
-      <w:t>2026-06-19</w:t>
+      <w:t>2026-06-20</w:t>
       <w:br/>
       <w:br/>
     </w:r>

--- a/tillsyn/A 62522-2025 tillsynsbegäran.docx
+++ b/tillsyn/A 62522-2025 tillsynsbegäran.docx
@@ -12,10 +12,7 @@
     </w:p>
     <w:p>
       <w:r>
-        <w:t>Detta dokument behandlar höga naturvärden i avverkningsanmälan A 62522-2025 i Åre kommun som inkom 2025-12-16 och omfattar 2,0 ha.</w:t>
-      </w:r>
-      <w:r>
-        <w:t xml:space="preserve"> I Figur 1 visas fyndplatser för naturvårdsarter i området, som finns registrerade på Artportalen.</w:t>
+        <w:t>Denna tillsynsbegäran behandlar höga naturvärden i avverkningsanmälan A 62522-2025 i Åre kommun som inkom 2025-12-16 och omfattar 2,0 ha.</w:t>
       </w:r>
     </w:p>
     <w:p>
@@ -25,7 +22,7 @@
       <w:r>
         <w:drawing>
           <wp:inline xmlns:a="http://schemas.openxmlformats.org/drawingml/2006/main" xmlns:pic="http://schemas.openxmlformats.org/drawingml/2006/picture">
-            <wp:extent cx="5329066" cy="5688000"/>
+            <wp:extent cx="5362795" cy="5724000"/>
             <wp:docPr id="1" name="Picture 1"/>
             <wp:cNvGraphicFramePr>
               <a:graphicFrameLocks noChangeAspect="1"/>
@@ -46,7 +43,7 @@
                   <pic:spPr>
                     <a:xfrm>
                       <a:off x="0" y="0"/>
-                      <a:ext cx="5329066" cy="5688000"/>
+                      <a:ext cx="5362795" cy="5724000"/>
                     </a:xfrm>
                     <a:prstGeom prst="rect"/>
                   </pic:spPr>
@@ -63,7 +60,20 @@
         <w:spacing w:after="240"/>
       </w:pPr>
       <w:r>
-        <w:t>Figur 1. Fyndplatser för naturvårdsarter i avverkningsanmälan (röd linje). Inom parentes anges rödlistekategorier, S för signalarter, Tför typiska arter och fridlysningsparagrafer i artskyddsförordningen.Markörer utan svart kant är placerade på fyndplatsen. Markörer med svart kant är placerade vid sidan av fyndplatsen och har ett svart streck som visar fyndplatsens exakta position. Kartans mittpunktskoordinat är N 7012988, E 436445 i SWEREF 99 TM.</w:t>
+        <w:t>Figur 1. Fyndplatser för naturvårdsarter i avverkningsanmälan. Markörer utan svart kant är placerade på fyndplatsen. Markörer med svart kant är placerade vid sidan av fyndplatsen har ett svart streck som visar fyndplatsens exakta position. Kartans mittpunktskoordinat är N 7012988, E 436445 i SWEREF 99 TM.</w:t>
+      </w:r>
+    </w:p>
+    <w:p>
+      <w:r>
+        <w:t>I avverkningsanmälan finns fynd av 3 naturvårdsarter, varav 2 är rödlistade, 1 är fridlyst, 3 är typiska (T) och 1 är signalart (S): garnlav (VU, T), tretåig hackspett (NT, T, §4) och blodticka (S, T). Se Figur 1.</w:t>
+      </w:r>
+    </w:p>
+    <w:p>
+      <w:pPr>
+        <w:pStyle w:val="Heading1"/>
+      </w:pPr>
+      <w:r>
+        <w:t>Tillsynsbegäran</w:t>
       </w:r>
     </w:p>
     <w:p>
@@ -77,53 +87,45 @@
       </w:r>
     </w:p>
     <w:p>
-      <w:r>
-        <w:t>Nedan beskrivs fynd av naturvårdsarter och fridlysta arter som gjorts i det avverkningsanmälda området. I BILAGA 1 finns artfakta om fridlysta arter.</w:t>
-      </w:r>
-    </w:p>
-    <w:p>
       <w:pPr>
         <w:pStyle w:val="Heading1"/>
       </w:pPr>
       <w:r>
-        <w:t>Naturvårdsarter</w:t>
+        <w:t>Naturvårdsarter och fridlysta arter</w:t>
       </w:r>
     </w:p>
     <w:p>
       <w:r>
-        <w:t>I avverkningsanmälan har följande 3 naturvårdsarter hittats: garnlav (VU, T), tretåig hackspett (NT, T, §4) och blodticka (S, T). Av dessa är 2 rödlistade. För rödlistade arter har rödlistekategorin angivits inom parentes. Arter som är signalarter enligt Skogsstyrelsen har markerats med (S). Typiska arter inom Natura 2000 som är kopplade till skogsekosystem har markerats med (T). För fridlysta arter anges även paragrafen i Artskyddsförordningen som arten är fridlyst enligt.</w:t>
+        <w:t>Nedan följer beskrivningar av de naturvårdsarter och fridlysta arter som har sina livsmiljöer och växtplatser i den avverkningsanmälda skogen. Se även ytterligare artfakta i BILAGA 1. De påträffade naturvårdsarterna är ett tydligt kvitto på att det rör sig om en skog med höga naturvärden.</w:t>
       </w:r>
     </w:p>
     <w:p>
       <w:r>
-        <w:t>De påträffade naturvårdsarterna är ett tydligt kvitto på att det rör sig om en skog med höga naturvärden.</w:t>
+        <w:rPr>
+          <w:b/>
+        </w:rPr>
+        <w:t>Garnlav (VU)</w:t>
       </w:r>
-    </w:p>
-    <w:p>
-      <w:pPr>
-        <w:pStyle w:val="Heading2"/>
-      </w:pPr>
       <w:r>
-        <w:t>Fridlysta arter</w:t>
-      </w:r>
-    </w:p>
-    <w:p>
-      <w:r>
-        <w:t>Följande fridlysta arter har sina livsmiljöer och växtplatser i den avverkningsanmälda skogen: tretåig hackspett (NT, T, §4).</w:t>
-      </w:r>
-    </w:p>
-    <w:p>
-      <w:r>
-        <w:t xml:space="preserve">Observera att medlemsländerna är skyldiga att agera i enlighet med EU:s fågeldirektiv där det uttryckligen står att direktivet gäller för fåglar samt för deras ägg, bon och </w:t>
+        <w:t xml:space="preserve"> är en utpräglad barrskogsart som ibland kan drapera träden i norrländska grannaturskogar med hög luftfuktighet. Den förekommer även i talldominerade bestånd där den, förutom i trädens grenverk, påträffas hängande över ojämnheter i tallbarken. Arten har minskat starkt i södra och mellersta Sverige och den minskar även i sitt nordliga utbredningsområde. Minskningstakten uppgår till 30 (20–50) % inom 50 år och överstiger gränsvärdet för Sårbar (VU). Orsaken till tillbakagången beror främst på slutavverkningar av naturskogsartade skogar. Bestånd med riklig förekomst bör regelmässigt sparas, vilket även gynnar flera andra sällsynta och rödlistade arter. Garnlav är värdväxt för den mycket sällsynta och akut hotade fjärilen barrskogslavfly (CR) som hör hemma i boreala barrskogar med riklig förekomst av värdväxten. Tidigare kunde arten konstateras årligen på flera platser vid Dala-Floda i Dalarna innan lokalerna kalavverkades. Senaste fyndet i landet av barrskogslavfly är från år 2000 då den påträffades vid Högberget i Sollefteå kommun. Garnlav är typisk art för </w:t>
       </w:r>
       <w:r>
         <w:rPr>
-          <w:b/>
+          <w:i/>
         </w:rPr>
-        <w:t xml:space="preserve">livsmiljöer </w:t>
+        <w:t xml:space="preserve">9010 Taiga </w:t>
       </w:r>
       <w:r>
-        <w:t>(artikel 1). Vidare att de åtgärder som vidtas inte får leda till en försämring av den nuvarande situationen beträffande bevarandet av de fågelarter som avses i artikel 1 (artikel 13). Fågeldirektivet är styrande för tillsynsansvariga myndigheters ärendehantering, ställningstaganden och beslutsfattande.</w:t>
+        <w:t>och</w:t>
+      </w:r>
+      <w:r>
+        <w:rPr>
+          <w:i/>
+        </w:rPr>
+        <w:t xml:space="preserve"> 9070 Trädklädd betesmark</w:t>
+      </w:r>
+      <w:r>
+        <w:t xml:space="preserve"> (SLU Artdatabanken, 2026).</w:t>
       </w:r>
     </w:p>
     <w:p>
@@ -157,19 +159,6 @@
     </w:p>
     <w:p>
       <w:r>
-        <w:t>I BILAGA 1 finns mer detaljerad information om ekologi samt krav på livsmiljö hos fridlysta arter.</w:t>
-      </w:r>
-    </w:p>
-    <w:p>
-      <w:pPr>
-        <w:pStyle w:val="Heading2"/>
-      </w:pPr>
-      <w:r>
-        <w:t>Övriga naturvårdsarter</w:t>
-      </w:r>
-    </w:p>
-    <w:p>
-      <w:r>
         <w:rPr>
           <w:b/>
         </w:rPr>
@@ -189,32 +178,25 @@
       </w:r>
     </w:p>
     <w:p>
+      <w:pPr>
+        <w:pStyle w:val="Heading1"/>
+      </w:pPr>
+      <w:r>
+        <w:t>EU:s fågeldirektiv</w:t>
+      </w:r>
+    </w:p>
+    <w:p>
+      <w:r>
+        <w:t xml:space="preserve">Europeiska unionens medlemsländer är skyldiga att agera i enlighet med EU:s fågeldirektiv där det uttryckligen står att direktivet gäller för fåglar samt för deras ägg, bon och </w:t>
+      </w:r>
       <w:r>
         <w:rPr>
           <w:b/>
         </w:rPr>
-        <w:t>Garnlav (VU)</w:t>
+        <w:t xml:space="preserve">livsmiljöer </w:t>
       </w:r>
       <w:r>
-        <w:t xml:space="preserve"> är en utpräglad barrskogsart som ibland kan drapera träden i norrländska grannaturskogar med hög luftfuktighet. Den förekommer även i talldominerade bestånd där den, förutom i trädens grenverk, påträffas hängande över ojämnheter i tallbarken. Arten har minskat starkt i södra och mellersta Sverige och den minskar även i sitt nordliga utbredningsområde. Minskningstakten uppgår till 30 (20–50) % inom 50 år och överstiger gränsvärdet för Sårbar (VU). Orsaken till tillbakagången beror främst på slutavverkningar av naturskogsartade skogar. Bestånd med riklig förekomst bör regelmässigt sparas, vilket även gynnar flera andra sällsynta och rödlistade arter. Garnlav är värdväxt för den mycket sällsynta och akut hotade fjärilen barrskogslavfly (CR) som hör hemma i boreala barrskogar med riklig förekomst av värdväxten. Tidigare kunde arten konstateras årligen på flera platser vid Dala-Floda i Dalarna innan lokalerna kalavverkades. Senaste fyndet i landet av barrskogslavfly är från år 2000 då den påträffades vid Högberget i Sollefteå kommun. Garnlav är typisk art för </w:t>
-      </w:r>
-      <w:r>
-        <w:rPr>
-          <w:i/>
-        </w:rPr>
-        <w:t xml:space="preserve">9010 Taiga </w:t>
-      </w:r>
-      <w:r>
-        <w:t>och</w:t>
-      </w:r>
-      <w:r>
-        <w:rPr>
-          <w:i/>
-        </w:rPr>
-        <w:t xml:space="preserve"> 9070 Trädklädd betesmark</w:t>
-      </w:r>
-      <w:r>
-        <w:t xml:space="preserve"> (SLU Artdatabanken, 2026).</w:t>
+        <w:t>(artikel 1). Vidare att de åtgärder som vidtas inte får leda till en försämring av den nuvarande situationen beträffande bevarandet av de fågelarter som avses i artikel 1 (artikel 13). Fågeldirektivet är styrande för tillsynsansvariga myndigheters ärendehantering, ställningstaganden och beslutsfattande.</w:t>
       </w:r>
     </w:p>
     <w:p>
@@ -559,7 +541,7 @@
     <w:r>
       <w:tab/>
       <w:tab/>
-      <w:t>2026-06-20</w:t>
+      <w:t>2026-06-21</w:t>
       <w:br/>
       <w:br/>
     </w:r>

--- a/tillsyn/A 62522-2025 tillsynsbegäran.docx
+++ b/tillsyn/A 62522-2025 tillsynsbegäran.docx
@@ -541,7 +541,7 @@
     <w:r>
       <w:tab/>
       <w:tab/>
-      <w:t>2026-06-21</w:t>
+      <w:t>2026-06-22</w:t>
       <w:br/>
       <w:br/>
     </w:r>

--- a/tillsyn/A 62522-2025 tillsynsbegäran.docx
+++ b/tillsyn/A 62522-2025 tillsynsbegäran.docx
@@ -541,7 +541,7 @@
     <w:r>
       <w:tab/>
       <w:tab/>
-      <w:t>2026-06-22</w:t>
+      <w:t>2026-06-23</w:t>
       <w:br/>
       <w:br/>
     </w:r>

--- a/tillsyn/A 62522-2025 tillsynsbegäran.docx
+++ b/tillsyn/A 62522-2025 tillsynsbegäran.docx
@@ -541,7 +541,7 @@
     <w:r>
       <w:tab/>
       <w:tab/>
-      <w:t>2026-06-23</w:t>
+      <w:t>2026-06-24</w:t>
       <w:br/>
       <w:br/>
     </w:r>

--- a/tillsyn/A 62522-2025 tillsynsbegäran.docx
+++ b/tillsyn/A 62522-2025 tillsynsbegäran.docx
@@ -541,7 +541,7 @@
     <w:r>
       <w:tab/>
       <w:tab/>
-      <w:t>2026-06-24</w:t>
+      <w:t>2026-06-25</w:t>
       <w:br/>
       <w:br/>
     </w:r>

--- a/tillsyn/A 62522-2025 tillsynsbegäran.docx
+++ b/tillsyn/A 62522-2025 tillsynsbegäran.docx
@@ -541,7 +541,7 @@
     <w:r>
       <w:tab/>
       <w:tab/>
-      <w:t>2026-06-25</w:t>
+      <w:t>2026-06-26</w:t>
       <w:br/>
       <w:br/>
     </w:r>

--- a/tillsyn/A 62522-2025 tillsynsbegäran.docx
+++ b/tillsyn/A 62522-2025 tillsynsbegäran.docx
@@ -541,7 +541,7 @@
     <w:r>
       <w:tab/>
       <w:tab/>
-      <w:t>2026-06-26</w:t>
+      <w:t>2026-06-27</w:t>
       <w:br/>
       <w:br/>
     </w:r>

--- a/tillsyn/A 62522-2025 tillsynsbegäran.docx
+++ b/tillsyn/A 62522-2025 tillsynsbegäran.docx
@@ -541,7 +541,7 @@
     <w:r>
       <w:tab/>
       <w:tab/>
-      <w:t>2026-06-27</w:t>
+      <w:t>2026-06-28</w:t>
       <w:br/>
       <w:br/>
     </w:r>

--- a/tillsyn/A 62522-2025 tillsynsbegäran.docx
+++ b/tillsyn/A 62522-2025 tillsynsbegäran.docx
@@ -541,7 +541,7 @@
     <w:r>
       <w:tab/>
       <w:tab/>
-      <w:t>2026-06-28</w:t>
+      <w:t>2026-06-29</w:t>
       <w:br/>
       <w:br/>
     </w:r>

--- a/tillsyn/A 62522-2025 tillsynsbegäran.docx
+++ b/tillsyn/A 62522-2025 tillsynsbegäran.docx
@@ -541,7 +541,7 @@
     <w:r>
       <w:tab/>
       <w:tab/>
-      <w:t>2026-06-29</w:t>
+      <w:t>2026-06-30</w:t>
       <w:br/>
       <w:br/>
     </w:r>

--- a/tillsyn/A 62522-2025 tillsynsbegäran.docx
+++ b/tillsyn/A 62522-2025 tillsynsbegäran.docx
@@ -541,7 +541,7 @@
     <w:r>
       <w:tab/>
       <w:tab/>
-      <w:t>2026-06-30</w:t>
+      <w:t>2026-07-01</w:t>
       <w:br/>
       <w:br/>
     </w:r>

--- a/tillsyn/A 62522-2025 tillsynsbegäran.docx
+++ b/tillsyn/A 62522-2025 tillsynsbegäran.docx
@@ -541,7 +541,7 @@
     <w:r>
       <w:tab/>
       <w:tab/>
-      <w:t>2026-07-01</w:t>
+      <w:t>2026-07-02</w:t>
       <w:br/>
       <w:br/>
     </w:r>

--- a/tillsyn/A 62522-2025 tillsynsbegäran.docx
+++ b/tillsyn/A 62522-2025 tillsynsbegäran.docx
@@ -541,7 +541,7 @@
     <w:r>
       <w:tab/>
       <w:tab/>
-      <w:t>2026-07-13</w:t>
+      <w:t>2026-07-14</w:t>
       <w:br/>
       <w:br/>
     </w:r>

--- a/tillsyn/A 62522-2025 tillsynsbegäran.docx
+++ b/tillsyn/A 62522-2025 tillsynsbegäran.docx
@@ -541,7 +541,7 @@
     <w:r>
       <w:tab/>
       <w:tab/>
-      <w:t>2026-07-14</w:t>
+      <w:t>2026-07-15</w:t>
       <w:br/>
       <w:br/>
     </w:r>

--- a/tillsyn/A 62522-2025 tillsynsbegäran.docx
+++ b/tillsyn/A 62522-2025 tillsynsbegäran.docx
@@ -541,7 +541,7 @@
     <w:r>
       <w:tab/>
       <w:tab/>
-      <w:t>2026-07-15</w:t>
+      <w:t>2026-07-16</w:t>
       <w:br/>
       <w:br/>
     </w:r>

--- a/tillsyn/A 62522-2025 tillsynsbegäran.docx
+++ b/tillsyn/A 62522-2025 tillsynsbegäran.docx
@@ -541,7 +541,7 @@
     <w:r>
       <w:tab/>
       <w:tab/>
-      <w:t>2026-07-16</w:t>
+      <w:t>2026-07-17</w:t>
       <w:br/>
       <w:br/>
     </w:r>

--- a/tillsyn/A 62522-2025 tillsynsbegäran.docx
+++ b/tillsyn/A 62522-2025 tillsynsbegäran.docx
@@ -541,7 +541,7 @@
     <w:r>
       <w:tab/>
       <w:tab/>
-      <w:t>2026-07-17</w:t>
+      <w:t>2026-07-18</w:t>
       <w:br/>
       <w:br/>
     </w:r>

--- a/tillsyn/A 62522-2025 tillsynsbegäran.docx
+++ b/tillsyn/A 62522-2025 tillsynsbegäran.docx
@@ -541,7 +541,7 @@
     <w:r>
       <w:tab/>
       <w:tab/>
-      <w:t>2026-07-18</w:t>
+      <w:t>2026-07-19</w:t>
       <w:br/>
       <w:br/>
     </w:r>

--- a/tillsyn/A 62522-2025 tillsynsbegäran.docx
+++ b/tillsyn/A 62522-2025 tillsynsbegäran.docx
@@ -541,7 +541,7 @@
     <w:r>
       <w:tab/>
       <w:tab/>
-      <w:t>2026-07-19</w:t>
+      <w:t>2026-07-20</w:t>
       <w:br/>
       <w:br/>
     </w:r>

--- a/tillsyn/A 62522-2025 tillsynsbegäran.docx
+++ b/tillsyn/A 62522-2025 tillsynsbegäran.docx
@@ -541,7 +541,7 @@
     <w:r>
       <w:tab/>
       <w:tab/>
-      <w:t>2026-07-20</w:t>
+      <w:t>2026-07-21</w:t>
       <w:br/>
       <w:br/>
     </w:r>

--- a/tillsyn/A 62522-2025 tillsynsbegäran.docx
+++ b/tillsyn/A 62522-2025 tillsynsbegäran.docx
@@ -541,7 +541,7 @@
     <w:r>
       <w:tab/>
       <w:tab/>
-      <w:t>2026-07-21</w:t>
+      <w:t>2026-07-22</w:t>
       <w:br/>
       <w:br/>
     </w:r>

--- a/tillsyn/A 62522-2025 tillsynsbegäran.docx
+++ b/tillsyn/A 62522-2025 tillsynsbegäran.docx
@@ -541,7 +541,7 @@
     <w:r>
       <w:tab/>
       <w:tab/>
-      <w:t>2026-07-22</w:t>
+      <w:t>2026-07-23</w:t>
       <w:br/>
       <w:br/>
     </w:r>

--- a/tillsyn/A 62522-2025 tillsynsbegäran.docx
+++ b/tillsyn/A 62522-2025 tillsynsbegäran.docx
@@ -541,7 +541,7 @@
     <w:r>
       <w:tab/>
       <w:tab/>
-      <w:t>2026-07-23</w:t>
+      <w:t>2026-07-24</w:t>
       <w:br/>
       <w:br/>
     </w:r>

--- a/tillsyn/A 62522-2025 tillsynsbegäran.docx
+++ b/tillsyn/A 62522-2025 tillsynsbegäran.docx
@@ -541,7 +541,7 @@
     <w:r>
       <w:tab/>
       <w:tab/>
-      <w:t>2026-07-24</w:t>
+      <w:t>2026-07-25</w:t>
       <w:br/>
       <w:br/>
     </w:r>

--- a/tillsyn/A 62522-2025 tillsynsbegäran.docx
+++ b/tillsyn/A 62522-2025 tillsynsbegäran.docx
@@ -541,7 +541,7 @@
     <w:r>
       <w:tab/>
       <w:tab/>
-      <w:t>2026-07-25</w:t>
+      <w:t>2026-07-26</w:t>
       <w:br/>
       <w:br/>
     </w:r>

--- a/tillsyn/A 62522-2025 tillsynsbegäran.docx
+++ b/tillsyn/A 62522-2025 tillsynsbegäran.docx
@@ -541,7 +541,7 @@
     <w:r>
       <w:tab/>
       <w:tab/>
-      <w:t>2026-07-26</w:t>
+      <w:t>2026-07-27</w:t>
       <w:br/>
       <w:br/>
     </w:r>

--- a/tillsyn/A 62522-2025 tillsynsbegäran.docx
+++ b/tillsyn/A 62522-2025 tillsynsbegäran.docx
@@ -541,7 +541,7 @@
     <w:r>
       <w:tab/>
       <w:tab/>
-      <w:t>2026-07-27</w:t>
+      <w:t>2026-07-28</w:t>
       <w:br/>
       <w:br/>
     </w:r>

--- a/tillsyn/A 62522-2025 tillsynsbegäran.docx
+++ b/tillsyn/A 62522-2025 tillsynsbegäran.docx
@@ -541,7 +541,7 @@
     <w:r>
       <w:tab/>
       <w:tab/>
-      <w:t>2026-07-28</w:t>
+      <w:t>2026-07-29</w:t>
       <w:br/>
       <w:br/>
     </w:r>

--- a/tillsyn/A 62522-2025 tillsynsbegäran.docx
+++ b/tillsyn/A 62522-2025 tillsynsbegäran.docx
@@ -541,7 +541,7 @@
     <w:r>
       <w:tab/>
       <w:tab/>
-      <w:t>2026-07-29</w:t>
+      <w:t>2026-07-30</w:t>
       <w:br/>
       <w:br/>
     </w:r>

--- a/tillsyn/A 62522-2025 tillsynsbegäran.docx
+++ b/tillsyn/A 62522-2025 tillsynsbegäran.docx
@@ -541,7 +541,7 @@
     <w:r>
       <w:tab/>
       <w:tab/>
-      <w:t>2026-07-30</w:t>
+      <w:t>2026-07-31</w:t>
       <w:br/>
       <w:br/>
     </w:r>

--- a/tillsyn/A 62522-2025 tillsynsbegäran.docx
+++ b/tillsyn/A 62522-2025 tillsynsbegäran.docx
@@ -541,7 +541,7 @@
     <w:r>
       <w:tab/>
       <w:tab/>
-      <w:t>2026-07-31</w:t>
+      <w:t>2026-08-01</w:t>
       <w:br/>
       <w:br/>
     </w:r>

--- a/tillsyn/A 62522-2025 tillsynsbegäran.docx
+++ b/tillsyn/A 62522-2025 tillsynsbegäran.docx
@@ -541,7 +541,7 @@
     <w:r>
       <w:tab/>
       <w:tab/>
-      <w:t>2026-08-01</w:t>
+      <w:t>2026-08-02</w:t>
       <w:br/>
       <w:br/>
     </w:r>

--- a/tillsyn/A 62522-2025 tillsynsbegäran.docx
+++ b/tillsyn/A 62522-2025 tillsynsbegäran.docx
@@ -541,7 +541,7 @@
     <w:r>
       <w:tab/>
       <w:tab/>
-      <w:t>2026-08-02</w:t>
+      <w:t>2026-08-03</w:t>
       <w:br/>
       <w:br/>
     </w:r>

--- a/tillsyn/A 62522-2025 tillsynsbegäran.docx
+++ b/tillsyn/A 62522-2025 tillsynsbegäran.docx
@@ -541,7 +541,7 @@
     <w:r>
       <w:tab/>
       <w:tab/>
-      <w:t>2026-08-03</w:t>
+      <w:t>2026-08-05</w:t>
       <w:br/>
       <w:br/>
     </w:r>

--- a/tillsyn/A 62522-2025 tillsynsbegäran.docx
+++ b/tillsyn/A 62522-2025 tillsynsbegäran.docx
@@ -541,7 +541,7 @@
     <w:r>
       <w:tab/>
       <w:tab/>
-      <w:t>2026-08-05</w:t>
+      <w:t>2026-08-07</w:t>
       <w:br/>
       <w:br/>
     </w:r>

--- a/tillsyn/A 62522-2025 tillsynsbegäran.docx
+++ b/tillsyn/A 62522-2025 tillsynsbegäran.docx
@@ -541,7 +541,7 @@
     <w:r>
       <w:tab/>
       <w:tab/>
-      <w:t>2026-08-07</w:t>
+      <w:t>2026-08-08</w:t>
       <w:br/>
       <w:br/>
     </w:r>

--- a/tillsyn/A 62522-2025 tillsynsbegäran.docx
+++ b/tillsyn/A 62522-2025 tillsynsbegäran.docx
@@ -60,7 +60,7 @@
         <w:spacing w:after="240"/>
       </w:pPr>
       <w:r>
-        <w:t>Figur 1. Fyndplatser för naturvårdsarter i avverkningsanmälan. Markörer utan svart kant är placerade på fyndplatsen. Markörer med svart kant är placerade vid sidan av fyndplatsen har ett svart streck som visar fyndplatsens exakta position. Kartans mittpunktskoordinat är N 7012988, E 436445 i SWEREF 99 TM.</w:t>
+        <w:t>Figur 1. Fyndplatser för naturvårdsarter i avverkningsanmälan. Markörer utan svart kant är placerade på fyndplatsen. Markörer med svart kant är placerade vid sidan av fyndplatsen och har ett svart streck som visar fyndplatsens exakta position. Kartans mittpunktskoordinat är N 7012988, E 436445 i SWEREF 99 TM.</w:t>
       </w:r>
     </w:p>
     <w:p>
@@ -541,7 +541,7 @@
     <w:r>
       <w:tab/>
       <w:tab/>
-      <w:t>2026-08-14</w:t>
+      <w:t>2026-08-15</w:t>
       <w:br/>
       <w:br/>
     </w:r>

--- a/tillsyn/A 62522-2025 tillsynsbegäran.docx
+++ b/tillsyn/A 62522-2025 tillsynsbegäran.docx
@@ -541,7 +541,7 @@
     <w:r>
       <w:tab/>
       <w:tab/>
-      <w:t>2026-08-15</w:t>
+      <w:t>2026-08-16</w:t>
       <w:br/>
       <w:br/>
     </w:r>

--- a/tillsyn/A 62522-2025 tillsynsbegäran.docx
+++ b/tillsyn/A 62522-2025 tillsynsbegäran.docx
@@ -541,7 +541,7 @@
     <w:r>
       <w:tab/>
       <w:tab/>
-      <w:t>2026-08-16</w:t>
+      <w:t>2026-08-17</w:t>
       <w:br/>
       <w:br/>
     </w:r>

--- a/tillsyn/A 62522-2025 tillsynsbegäran.docx
+++ b/tillsyn/A 62522-2025 tillsynsbegäran.docx
@@ -541,7 +541,7 @@
     <w:r>
       <w:tab/>
       <w:tab/>
-      <w:t>2026-08-17</w:t>
+      <w:t>2026-08-18</w:t>
       <w:br/>
       <w:br/>
     </w:r>

--- a/tillsyn/A 62522-2025 tillsynsbegäran.docx
+++ b/tillsyn/A 62522-2025 tillsynsbegäran.docx
@@ -541,7 +541,7 @@
     <w:r>
       <w:tab/>
       <w:tab/>
-      <w:t>2026-08-18</w:t>
+      <w:t>2026-08-19</w:t>
       <w:br/>
       <w:br/>
     </w:r>

--- a/tillsyn/A 62522-2025 tillsynsbegäran.docx
+++ b/tillsyn/A 62522-2025 tillsynsbegäran.docx
@@ -541,7 +541,7 @@
     <w:r>
       <w:tab/>
       <w:tab/>
-      <w:t>2026-08-19</w:t>
+      <w:t>2026-08-20</w:t>
       <w:br/>
       <w:br/>
     </w:r>

--- a/tillsyn/A 62522-2025 tillsynsbegäran.docx
+++ b/tillsyn/A 62522-2025 tillsynsbegäran.docx
@@ -541,7 +541,7 @@
     <w:r>
       <w:tab/>
       <w:tab/>
-      <w:t>2026-08-20</w:t>
+      <w:t>2026-08-21</w:t>
       <w:br/>
       <w:br/>
     </w:r>

--- a/tillsyn/A 62522-2025 tillsynsbegäran.docx
+++ b/tillsyn/A 62522-2025 tillsynsbegäran.docx
@@ -541,7 +541,7 @@
     <w:r>
       <w:tab/>
       <w:tab/>
-      <w:t>2026-08-21</w:t>
+      <w:t>2026-08-22</w:t>
       <w:br/>
       <w:br/>
     </w:r>

--- a/tillsyn/A 62522-2025 tillsynsbegäran.docx
+++ b/tillsyn/A 62522-2025 tillsynsbegäran.docx
@@ -541,7 +541,7 @@
     <w:r>
       <w:tab/>
       <w:tab/>
-      <w:t>2026-08-22</w:t>
+      <w:t>2026-08-23</w:t>
       <w:br/>
       <w:br/>
     </w:r>

--- a/tillsyn/A 62522-2025 tillsynsbegäran.docx
+++ b/tillsyn/A 62522-2025 tillsynsbegäran.docx
@@ -541,7 +541,7 @@
     <w:r>
       <w:tab/>
       <w:tab/>
-      <w:t>2026-08-23</w:t>
+      <w:t>2026-08-24</w:t>
       <w:br/>
       <w:br/>
     </w:r>

--- a/tillsyn/A 62522-2025 tillsynsbegäran.docx
+++ b/tillsyn/A 62522-2025 tillsynsbegäran.docx
@@ -541,7 +541,7 @@
     <w:r>
       <w:tab/>
       <w:tab/>
-      <w:t>2026-08-24</w:t>
+      <w:t>2026-08-25</w:t>
       <w:br/>
       <w:br/>
     </w:r>

--- a/tillsyn/A 62522-2025 tillsynsbegäran.docx
+++ b/tillsyn/A 62522-2025 tillsynsbegäran.docx
@@ -541,7 +541,7 @@
     <w:r>
       <w:tab/>
       <w:tab/>
-      <w:t>2026-08-25</w:t>
+      <w:t>2026-08-26</w:t>
       <w:br/>
       <w:br/>
     </w:r>

--- a/tillsyn/A 62522-2025 tillsynsbegäran.docx
+++ b/tillsyn/A 62522-2025 tillsynsbegäran.docx
@@ -541,7 +541,7 @@
     <w:r>
       <w:tab/>
       <w:tab/>
-      <w:t>2026-08-26</w:t>
+      <w:t>2026-08-27</w:t>
       <w:br/>
       <w:br/>
     </w:r>

--- a/tillsyn/A 62522-2025 tillsynsbegäran.docx
+++ b/tillsyn/A 62522-2025 tillsynsbegäran.docx
@@ -541,7 +541,7 @@
     <w:r>
       <w:tab/>
       <w:tab/>
-      <w:t>2026-08-27</w:t>
+      <w:t>2026-08-28</w:t>
       <w:br/>
       <w:br/>
     </w:r>

--- a/tillsyn/A 62522-2025 tillsynsbegäran.docx
+++ b/tillsyn/A 62522-2025 tillsynsbegäran.docx
@@ -541,7 +541,7 @@
     <w:r>
       <w:tab/>
       <w:tab/>
-      <w:t>2026-08-28</w:t>
+      <w:t>2026-08-29</w:t>
       <w:br/>
       <w:br/>
     </w:r>

--- a/tillsyn/A 62522-2025 tillsynsbegäran.docx
+++ b/tillsyn/A 62522-2025 tillsynsbegäran.docx
@@ -541,7 +541,7 @@
     <w:r>
       <w:tab/>
       <w:tab/>
-      <w:t>2026-08-29</w:t>
+      <w:t>2026-08-31</w:t>
       <w:br/>
       <w:br/>
     </w:r>

--- a/tillsyn/A 62522-2025 tillsynsbegäran.docx
+++ b/tillsyn/A 62522-2025 tillsynsbegäran.docx
@@ -541,7 +541,7 @@
     <w:r>
       <w:tab/>
       <w:tab/>
-      <w:t>2026-08-31</w:t>
+      <w:t>2026-09-01</w:t>
       <w:br/>
       <w:br/>
     </w:r>

--- a/tillsyn/A 62522-2025 tillsynsbegäran.docx
+++ b/tillsyn/A 62522-2025 tillsynsbegäran.docx
@@ -541,7 +541,7 @@
     <w:r>
       <w:tab/>
       <w:tab/>
-      <w:t>2026-09-01</w:t>
+      <w:t>2026-09-02</w:t>
       <w:br/>
       <w:br/>
     </w:r>

--- a/tillsyn/A 62522-2025 tillsynsbegäran.docx
+++ b/tillsyn/A 62522-2025 tillsynsbegäran.docx
@@ -541,7 +541,7 @@
     <w:r>
       <w:tab/>
       <w:tab/>
-      <w:t>2026-09-02</w:t>
+      <w:t>2026-09-03</w:t>
       <w:br/>
       <w:br/>
     </w:r>

--- a/tillsyn/A 62522-2025 tillsynsbegäran.docx
+++ b/tillsyn/A 62522-2025 tillsynsbegäran.docx
@@ -541,7 +541,7 @@
     <w:r>
       <w:tab/>
       <w:tab/>
-      <w:t>2026-09-03</w:t>
+      <w:t>2026-09-04</w:t>
       <w:br/>
       <w:br/>
     </w:r>

--- a/tillsyn/A 62522-2025 tillsynsbegäran.docx
+++ b/tillsyn/A 62522-2025 tillsynsbegäran.docx
@@ -541,7 +541,7 @@
     <w:r>
       <w:tab/>
       <w:tab/>
-      <w:t>2026-09-04</w:t>
+      <w:t>2026-09-05</w:t>
       <w:br/>
       <w:br/>
     </w:r>

--- a/tillsyn/A 62522-2025 tillsynsbegäran.docx
+++ b/tillsyn/A 62522-2025 tillsynsbegäran.docx
@@ -541,7 +541,7 @@
     <w:r>
       <w:tab/>
       <w:tab/>
-      <w:t>2026-09-05</w:t>
+      <w:t>2026-09-06</w:t>
       <w:br/>
       <w:br/>
     </w:r>

--- a/tillsyn/A 62522-2025 tillsynsbegäran.docx
+++ b/tillsyn/A 62522-2025 tillsynsbegäran.docx
@@ -541,7 +541,7 @@
     <w:r>
       <w:tab/>
       <w:tab/>
-      <w:t>2026-09-06</w:t>
+      <w:t>2026-09-07</w:t>
       <w:br/>
       <w:br/>
     </w:r>

--- a/tillsyn/A 62522-2025 tillsynsbegäran.docx
+++ b/tillsyn/A 62522-2025 tillsynsbegäran.docx
@@ -541,7 +541,7 @@
     <w:r>
       <w:tab/>
       <w:tab/>
-      <w:t>2026-09-07</w:t>
+      <w:t>2026-09-08</w:t>
       <w:br/>
       <w:br/>
     </w:r>

--- a/tillsyn/A 62522-2025 tillsynsbegäran.docx
+++ b/tillsyn/A 62522-2025 tillsynsbegäran.docx
@@ -541,7 +541,7 @@
     <w:r>
       <w:tab/>
       <w:tab/>
-      <w:t>2026-09-08</w:t>
+      <w:t>2026-09-09</w:t>
       <w:br/>
       <w:br/>
     </w:r>

--- a/tillsyn/A 62522-2025 tillsynsbegäran.docx
+++ b/tillsyn/A 62522-2025 tillsynsbegäran.docx
@@ -541,7 +541,7 @@
     <w:r>
       <w:tab/>
       <w:tab/>
-      <w:t>2026-09-09</w:t>
+      <w:t>2026-09-10</w:t>
       <w:br/>
       <w:br/>
     </w:r>

--- a/tillsyn/A 62522-2025 tillsynsbegäran.docx
+++ b/tillsyn/A 62522-2025 tillsynsbegäran.docx
@@ -541,7 +541,7 @@
     <w:r>
       <w:tab/>
       <w:tab/>
-      <w:t>2026-09-10</w:t>
+      <w:t>2026-09-11</w:t>
       <w:br/>
       <w:br/>
     </w:r>

--- a/tillsyn/A 62522-2025 tillsynsbegäran.docx
+++ b/tillsyn/A 62522-2025 tillsynsbegäran.docx
@@ -541,7 +541,7 @@
     <w:r>
       <w:tab/>
       <w:tab/>
-      <w:t>2026-09-11</w:t>
+      <w:t>2026-09-12</w:t>
       <w:br/>
       <w:br/>
     </w:r>

--- a/tillsyn/A 62522-2025 tillsynsbegäran.docx
+++ b/tillsyn/A 62522-2025 tillsynsbegäran.docx
@@ -541,7 +541,7 @@
     <w:r>
       <w:tab/>
       <w:tab/>
-      <w:t>2026-09-12</w:t>
+      <w:t>2026-09-13</w:t>
       <w:br/>
       <w:br/>
     </w:r>
